--- a/Sales insights Analysis Report.docx
+++ b/Sales insights Analysis Report.docx
@@ -1,6 +1,6 @@
 
 <file path=word/document.xml><?xml version="1.0" encoding="utf-8"?>
-<w:document xmlns:wpc="http://schemas.microsoft.com/office/word/2010/wordprocessingCanvas" xmlns:cx="http://schemas.microsoft.com/office/drawing/2014/chartex" xmlns:cx1="http://schemas.microsoft.com/office/drawing/2015/9/8/chartex" xmlns:cx2="http://schemas.microsoft.com/office/drawing/2015/10/21/chartex" xmlns:cx3="http://schemas.microsoft.com/office/drawing/2016/5/9/chartex" xmlns:cx4="http://schemas.microsoft.com/office/drawing/2016/5/10/chartex" xmlns:cx5="http://schemas.microsoft.com/office/drawing/2016/5/11/chartex" xmlns:cx6="http://schemas.microsoft.com/office/drawing/2016/5/12/chartex" xmlns:cx7="http://schemas.microsoft.com/office/drawing/2016/5/13/chartex" xmlns:cx8="http://schemas.microsoft.com/office/drawing/2016/5/14/chartex" xmlns:mc="http://schemas.openxmlformats.org/markup-compatibility/2006" xmlns:aink="http://schemas.microsoft.com/office/drawing/2016/ink" xmlns:am3d="http://schemas.microsoft.com/office/drawing/2017/model3d" xmlns:o="urn:schemas-microsoft-com:office:office" xmlns:oel="http://schemas.microsoft.com/office/2019/extlst" xmlns:r="http://schemas.openxmlformats.org/officeDocument/2006/relationships" xmlns:m="http://schemas.openxmlformats.org/officeDocument/2006/math" xmlns:v="urn:schemas-microsoft-com:vml" xmlns:wp14="http://schemas.microsoft.com/office/word/2010/wordprocessingDrawing" xmlns:wp="http://schemas.openxmlformats.org/drawingml/2006/wordprocessingDrawing" xmlns:w10="urn:schemas-microsoft-com:office:word" xmlns:w="http://schemas.openxmlformats.org/wordprocessingml/2006/main" xmlns:w14="http://schemas.microsoft.com/office/word/2010/wordml" xmlns:w15="http://schemas.microsoft.com/office/word/2012/wordml" xmlns:w16cex="http://schemas.microsoft.com/office/word/2018/wordml/cex" xmlns:w16cid="http://schemas.microsoft.com/office/word/2016/wordml/cid" xmlns:w16="http://schemas.microsoft.com/office/word/2018/wordml" xmlns:w16du="http://schemas.microsoft.com/office/word/2023/wordml/word16du" xmlns:w16sdtdh="http://schemas.microsoft.com/office/word/2020/wordml/sdtdatahash" xmlns:w16sdtfl="http://schemas.microsoft.com/office/word/2024/wordml/sdtformatlock" xmlns:w16se="http://schemas.microsoft.com/office/word/2015/wordml/symex" xmlns:wpg="http://schemas.microsoft.com/office/word/2010/wordprocessingGroup" xmlns:wpi="http://schemas.microsoft.com/office/word/2010/wordprocessingInk" xmlns:wne="http://schemas.microsoft.com/office/word/2006/wordml" xmlns:wps="http://schemas.microsoft.com/office/word/2010/wordprocessingShape" mc:Ignorable="w14 w15 w16se w16cid w16 w16cex w16sdtdh w16sdtfl w16du wp14">
+<w:document xmlns:wpc="http://schemas.microsoft.com/office/word/2010/wordprocessingCanvas" xmlns:mc="http://schemas.openxmlformats.org/markup-compatibility/2006" xmlns:o="urn:schemas-microsoft-com:office:office" xmlns:r="http://schemas.openxmlformats.org/officeDocument/2006/relationships" xmlns:m="http://schemas.openxmlformats.org/officeDocument/2006/math" xmlns:v="urn:schemas-microsoft-com:vml" xmlns:wp14="http://schemas.microsoft.com/office/word/2010/wordprocessingDrawing" xmlns:wp="http://schemas.openxmlformats.org/drawingml/2006/wordprocessingDrawing" xmlns:w10="urn:schemas-microsoft-com:office:word" xmlns:w="http://schemas.openxmlformats.org/wordprocessingml/2006/main" xmlns:w14="http://schemas.microsoft.com/office/word/2010/wordml" xmlns:wpg="http://schemas.microsoft.com/office/word/2010/wordprocessingGroup" xmlns:wpi="http://schemas.microsoft.com/office/word/2010/wordprocessingInk" xmlns:wne="http://schemas.microsoft.com/office/word/2006/wordml" xmlns:wps="http://schemas.microsoft.com/office/word/2010/wordprocessingShape" mc:Ignorable="w14 wp14">
   <w:body>
     <w:p>
       <w:pPr>
@@ -18,17 +18,18 @@
           <w:sz w:val="40"/>
           <w:szCs w:val="40"/>
         </w:rPr>
-        <w:t xml:space="preserve">Sales </w:t>
-      </w:r>
-      <w:r>
+        <w:t>Sales insights Analysis Report</w:t>
+      </w:r>
+    </w:p>
+    <w:p>
+      <w:pPr>
         <w:rPr>
           <w:b/>
           <w:bCs/>
           <w:sz w:val="40"/>
           <w:szCs w:val="40"/>
         </w:rPr>
-        <w:t xml:space="preserve">insights </w:t>
-      </w:r>
+      </w:pPr>
       <w:r>
         <w:rPr>
           <w:b/>
@@ -36,27 +37,8 @@
           <w:sz w:val="40"/>
           <w:szCs w:val="40"/>
         </w:rPr>
-        <w:t>Analysis Report</w:t>
-      </w:r>
-    </w:p>
-    <w:p>
-      <w:pPr>
-        <w:rPr>
-          <w:b/>
-          <w:bCs/>
-          <w:sz w:val="40"/>
-          <w:szCs w:val="40"/>
-        </w:rPr>
-      </w:pPr>
-      <w:r>
-        <w:rPr>
-          <w:b/>
-          <w:bCs/>
-          <w:sz w:val="40"/>
-          <w:szCs w:val="40"/>
-        </w:rPr>
         <w:pict w14:anchorId="09C007D0">
-          <v:rect id="_x0000_i1188" style="width:0;height:1.5pt" o:hralign="center" o:hrstd="t" o:hr="t" fillcolor="#a0a0a0" stroked="f"/>
+          <v:rect id="_x0000_i1025" style="width:0;height:1.5pt" o:hralign="center" o:hrstd="t" o:hr="t" fillcolor="#a0a0a0" stroked="f"/>
         </w:pict>
       </w:r>
     </w:p>
@@ -165,29 +147,136 @@
     </w:p>
     <w:p>
       <w:pPr>
+        <w:pStyle w:val="Heading3"/>
         <w:numPr>
           <w:ilvl w:val="0"/>
-          <w:numId w:val="14"/>
+          <w:numId w:val="27"/>
         </w:numPr>
       </w:pPr>
       <w:r>
-        <w:t xml:space="preserve">Recommend </w:t>
-      </w:r>
-      <w:r>
-        <w:rPr>
-          <w:b/>
-          <w:bCs/>
-        </w:rPr>
-        <w:t>data-driven strategies</w:t>
-      </w:r>
-      <w:r>
-        <w:t xml:space="preserve"> to improve revenue growth in weak markets while strengthening high-performing zones.</w:t>
+        <w:rPr>
+          <w:color w:val="000000" w:themeColor="text1"/>
+        </w:rPr>
+        <w:t>Recommend data-driven strategies to improve revenue growth in weak markets while strengthening high-performing zones.</w:t>
+      </w:r>
+      <w:r>
+        <w:br/>
+      </w:r>
+      <w:r>
+        <w:br/>
+      </w:r>
+      <w:r>
+        <w:br/>
+      </w:r>
+      <w:r>
+        <w:rPr>
+          <w:color w:val="000000" w:themeColor="text1"/>
+        </w:rPr>
+        <w:br/>
+      </w:r>
+      <w:r>
+        <w:rPr>
+          <w:rStyle w:val="Strong"/>
+          <w:bCs w:val="0"/>
+          <w:color w:val="000000" w:themeColor="text1"/>
+        </w:rPr>
+        <w:t>Business Problem</w:t>
       </w:r>
     </w:p>
     <w:p>
+      <w:pPr>
+        <w:pStyle w:val="NormalWeb"/>
+      </w:pPr>
+      <w:r>
+        <w:t xml:space="preserve">The company is facing </w:t>
+      </w:r>
+      <w:r>
+        <w:rPr>
+          <w:rStyle w:val="Strong"/>
+          <w:rFonts w:eastAsiaTheme="majorEastAsia"/>
+        </w:rPr>
+        <w:t>uneven revenue distribution across different markets and zones</w:t>
+      </w:r>
+      <w:r>
+        <w:t xml:space="preserve">, where a few cities like Delhi NCR dominate while others underperform. </w:t>
+      </w:r>
+      <w:r>
+        <w:br/>
+        <w:t xml:space="preserve">There is also </w:t>
+      </w:r>
+      <w:r>
+        <w:rPr>
+          <w:rStyle w:val="Strong"/>
+          <w:rFonts w:eastAsiaTheme="majorEastAsia"/>
+        </w:rPr>
+        <w:t>high dependency on a single customer (</w:t>
+      </w:r>
+      <w:proofErr w:type="spellStart"/>
+      <w:r>
+        <w:rPr>
+          <w:rStyle w:val="Strong"/>
+          <w:rFonts w:eastAsiaTheme="majorEastAsia"/>
+        </w:rPr>
+        <w:t>Electricalsara</w:t>
+      </w:r>
+      <w:proofErr w:type="spellEnd"/>
+      <w:r>
+        <w:rPr>
+          <w:rStyle w:val="Strong"/>
+          <w:rFonts w:eastAsiaTheme="majorEastAsia"/>
+        </w:rPr>
+        <w:t xml:space="preserve"> Stores)</w:t>
+      </w:r>
+      <w:r>
+        <w:t xml:space="preserve"> and limited product contribution. </w:t>
+      </w:r>
+      <w:r>
+        <w:br/>
+        <w:t xml:space="preserve">The </w:t>
+      </w:r>
+      <w:r>
+        <w:rPr>
+          <w:rStyle w:val="Strong"/>
+          <w:rFonts w:eastAsiaTheme="majorEastAsia"/>
+        </w:rPr>
+        <w:t>South Zone generates very low revenue</w:t>
+      </w:r>
+      <w:r>
+        <w:t xml:space="preserve">, indicating weak market penetration. </w:t>
+      </w:r>
+      <w:r>
+        <w:br/>
+        <w:t xml:space="preserve">Additionally, some markets like Bengaluru are </w:t>
+      </w:r>
+      <w:r>
+        <w:rPr>
+          <w:rStyle w:val="Strong"/>
+          <w:rFonts w:eastAsiaTheme="majorEastAsia"/>
+        </w:rPr>
+        <w:t>operating at losses</w:t>
+      </w:r>
+      <w:r>
+        <w:t xml:space="preserve">, reducing overall profitability. </w:t>
+      </w:r>
+      <w:r>
+        <w:br/>
+        <w:t xml:space="preserve">Revenue trends also show a </w:t>
+      </w:r>
+      <w:r>
+        <w:rPr>
+          <w:rStyle w:val="Strong"/>
+          <w:rFonts w:eastAsiaTheme="majorEastAsia"/>
+        </w:rPr>
+        <w:t>decline after 2019 and major drop in 2020</w:t>
+      </w:r>
+      <w:r>
+        <w:t>, affecting business stability.</w:t>
+      </w:r>
+    </w:p>
+    <w:p>
       <w:r>
         <w:pict w14:anchorId="26F86791">
-          <v:rect id="_x0000_i1189" style="width:0;height:1.5pt" o:hralign="center" o:hrstd="t" o:hr="t" fillcolor="#a0a0a0" stroked="f"/>
+          <v:rect id="_x0000_i1026" style="width:0;height:1.5pt" o:hralign="center" o:hrstd="t" o:hr="t" fillcolor="#a0a0a0" stroked="f"/>
         </w:pict>
       </w:r>
     </w:p>
@@ -692,6 +781,7 @@
         </w:numPr>
       </w:pPr>
       <w:r>
+        <w:lastRenderedPageBreak/>
         <w:t>High-quality dataset with mostly non-null values.</w:t>
       </w:r>
     </w:p>
@@ -720,7 +810,7 @@
     <w:p>
       <w:r>
         <w:pict w14:anchorId="22A9F793">
-          <v:rect id="_x0000_i1190" style="width:0;height:1.5pt" o:hralign="center" o:hrstd="t" o:hr="t" fillcolor="#a0a0a0" stroked="f"/>
+          <v:rect id="_x0000_i1027" style="width:0;height:1.5pt" o:hralign="center" o:hrstd="t" o:hr="t" fillcolor="#a0a0a0" stroked="f"/>
         </w:pict>
       </w:r>
     </w:p>
@@ -837,7 +927,6 @@
         </w:numPr>
       </w:pPr>
       <w:r>
-        <w:lastRenderedPageBreak/>
         <w:t xml:space="preserve">Ensured </w:t>
       </w:r>
       <w:r>
@@ -875,7 +964,7 @@
     <w:p>
       <w:r>
         <w:pict w14:anchorId="6D8B8A55">
-          <v:rect id="_x0000_i1191" style="width:0;height:1.5pt" o:hralign="center" o:hrstd="t" o:hr="t" fillcolor="#a0a0a0" stroked="f"/>
+          <v:rect id="_x0000_i1028" style="width:0;height:1.5pt" o:hralign="center" o:hrstd="t" o:hr="t" fillcolor="#a0a0a0" stroked="f"/>
         </w:pict>
       </w:r>
     </w:p>
@@ -994,23 +1083,7 @@
         <w:t>Profit Margin %</w:t>
       </w:r>
       <w:r>
-        <w:t xml:space="preserve"> = </w:t>
-      </w:r>
-      <w:proofErr w:type="gramStart"/>
-      <w:r>
-        <w:t>DIVIDE(</w:t>
-      </w:r>
-      <w:proofErr w:type="gramEnd"/>
-      <w:r>
-        <w:t>[Total Profit Margin</w:t>
-      </w:r>
-      <w:proofErr w:type="gramStart"/>
-      <w:r>
-        <w:t>],[</w:t>
-      </w:r>
-      <w:proofErr w:type="gramEnd"/>
-      <w:r>
-        <w:t>Revenue],0)</w:t>
+        <w:t xml:space="preserve"> = DIVIDE([Total Profit Margin],[Revenue],0)</w:t>
       </w:r>
     </w:p>
     <w:p>
@@ -1028,15 +1101,7 @@
         <w:t>Revenue</w:t>
       </w:r>
       <w:r>
-        <w:t xml:space="preserve"> = </w:t>
-      </w:r>
-      <w:proofErr w:type="gramStart"/>
-      <w:r>
-        <w:t>SUM(</w:t>
-      </w:r>
-      <w:proofErr w:type="gramEnd"/>
-      <w:r>
-        <w:t>'Sales transactions'[</w:t>
+        <w:t xml:space="preserve"> = SUM('Sales transactions'[</w:t>
       </w:r>
       <w:proofErr w:type="spellStart"/>
       <w:r>
@@ -1062,15 +1127,7 @@
         <w:t>Revenue LY</w:t>
       </w:r>
       <w:r>
-        <w:t xml:space="preserve"> = CALCULATE([Revenue</w:t>
-      </w:r>
-      <w:proofErr w:type="gramStart"/>
-      <w:r>
-        <w:t>],SAMEPERIODLASTYEAR</w:t>
-      </w:r>
-      <w:proofErr w:type="gramEnd"/>
-      <w:r>
-        <w:t>('sales date'[date]))</w:t>
+        <w:t xml:space="preserve"> = CALCULATE([Revenue],SAMEPERIODLASTYEAR('sales date'[date]))</w:t>
       </w:r>
     </w:p>
     <w:p>
@@ -1114,7 +1171,7 @@
     <w:p>
       <w:r>
         <w:pict w14:anchorId="1D46C71B">
-          <v:rect id="_x0000_i1192" style="width:0;height:1.5pt" o:hralign="center" o:hrstd="t" o:hr="t" fillcolor="#a0a0a0" stroked="f"/>
+          <v:rect id="_x0000_i1029" style="width:0;height:1.5pt" o:hralign="center" o:hrstd="t" o:hr="t" fillcolor="#a0a0a0" stroked="f"/>
         </w:pict>
       </w:r>
     </w:p>
@@ -1369,7 +1426,6 @@
           <w:b/>
           <w:bCs/>
         </w:rPr>
-        <w:lastRenderedPageBreak/>
         <w:t>Product Insights:</w:t>
       </w:r>
     </w:p>
@@ -1541,7 +1597,7 @@
     <w:p>
       <w:r>
         <w:pict w14:anchorId="3F5123C3">
-          <v:rect id="_x0000_i1193" style="width:0;height:1.5pt" o:hralign="center" o:hrstd="t" o:hr="t" fillcolor="#a0a0a0" stroked="f"/>
+          <v:rect id="_x0000_i1030" style="width:0;height:1.5pt" o:hralign="center" o:hrstd="t" o:hr="t" fillcolor="#a0a0a0" stroked="f"/>
         </w:pict>
       </w:r>
     </w:p>
@@ -1714,10 +1770,113 @@
     <w:p>
       <w:r>
         <w:pict w14:anchorId="26D5B839">
-          <v:rect id="_x0000_i1194" style="width:0;height:1.5pt" o:hralign="center" o:hrstd="t" o:hr="t" fillcolor="#a0a0a0" stroked="f"/>
+          <v:rect id="_x0000_i1031" style="width:0;height:1.5pt" o:hralign="center" o:hrstd="t" o:hr="t" fillcolor="#a0a0a0" stroked="f"/>
         </w:pict>
       </w:r>
     </w:p>
+    <w:p/>
+    <w:p/>
+    <w:p>
+      <w:pPr>
+        <w:pStyle w:val="Heading3"/>
+        <w:rPr>
+          <w:color w:val="000000" w:themeColor="text1"/>
+        </w:rPr>
+      </w:pPr>
+      <w:r>
+        <w:rPr>
+          <w:rStyle w:val="Strong"/>
+          <w:bCs w:val="0"/>
+          <w:color w:val="000000" w:themeColor="text1"/>
+        </w:rPr>
+        <w:t>Business Solution (After</w:t>
+      </w:r>
+      <w:bookmarkStart w:id="0" w:name="_GoBack"/>
+      <w:bookmarkEnd w:id="0"/>
+      <w:r>
+        <w:rPr>
+          <w:rStyle w:val="Strong"/>
+          <w:bCs w:val="0"/>
+          <w:color w:val="000000" w:themeColor="text1"/>
+        </w:rPr>
+        <w:t xml:space="preserve"> Analysis)</w:t>
+      </w:r>
+    </w:p>
+    <w:p>
+      <w:pPr>
+        <w:pStyle w:val="NormalWeb"/>
+      </w:pPr>
+      <w:r>
+        <w:t xml:space="preserve">The company should </w:t>
+      </w:r>
+      <w:r>
+        <w:rPr>
+          <w:rStyle w:val="Strong"/>
+          <w:rFonts w:eastAsiaTheme="majorEastAsia"/>
+        </w:rPr>
+        <w:t>diversify its revenue sources</w:t>
+      </w:r>
+      <w:r>
+        <w:t xml:space="preserve"> by reducing dependency on a single customer and expanding its customer base. </w:t>
+      </w:r>
+      <w:r>
+        <w:br/>
+        <w:t xml:space="preserve">Focus should be given to </w:t>
+      </w:r>
+      <w:r>
+        <w:rPr>
+          <w:rStyle w:val="Strong"/>
+          <w:rFonts w:eastAsiaTheme="majorEastAsia"/>
+        </w:rPr>
+        <w:t>improving performance in underperforming zones like South Zone</w:t>
+      </w:r>
+      <w:r>
+        <w:t xml:space="preserve"> through targeted strategies. </w:t>
+      </w:r>
+      <w:r>
+        <w:br/>
+        <w:t xml:space="preserve">Low-performing and loss-making markets should be </w:t>
+      </w:r>
+      <w:r>
+        <w:rPr>
+          <w:rStyle w:val="Strong"/>
+          <w:rFonts w:eastAsiaTheme="majorEastAsia"/>
+        </w:rPr>
+        <w:t>optimized or restructured to control costs</w:t>
+      </w:r>
+      <w:r>
+        <w:t xml:space="preserve">. </w:t>
+      </w:r>
+      <w:r>
+        <w:br/>
+        <w:t xml:space="preserve">The business must </w:t>
+      </w:r>
+      <w:r>
+        <w:rPr>
+          <w:rStyle w:val="Strong"/>
+          <w:rFonts w:eastAsiaTheme="majorEastAsia"/>
+        </w:rPr>
+        <w:t>expand product portfolio</w:t>
+      </w:r>
+      <w:r>
+        <w:t xml:space="preserve"> to reduce reliance on one major product. </w:t>
+      </w:r>
+      <w:r>
+        <w:br/>
+        <w:t xml:space="preserve">Also, strengthening the </w:t>
+      </w:r>
+      <w:r>
+        <w:rPr>
+          <w:rStyle w:val="Strong"/>
+          <w:rFonts w:eastAsiaTheme="majorEastAsia"/>
+        </w:rPr>
+        <w:t>E-commerce channel</w:t>
+      </w:r>
+      <w:r>
+        <w:t xml:space="preserve"> can help balance dependency on brick-and-mortar sales.</w:t>
+      </w:r>
+    </w:p>
+    <w:p/>
     <w:p>
       <w:pPr>
         <w:rPr>
@@ -1794,8 +1953,8 @@
 </file>
 
 <file path=word/numbering.xml><?xml version="1.0" encoding="utf-8"?>
-<w:numbering xmlns:wpc="http://schemas.microsoft.com/office/word/2010/wordprocessingCanvas" xmlns:cx="http://schemas.microsoft.com/office/drawing/2014/chartex" xmlns:cx1="http://schemas.microsoft.com/office/drawing/2015/9/8/chartex" xmlns:cx2="http://schemas.microsoft.com/office/drawing/2015/10/21/chartex" xmlns:cx3="http://schemas.microsoft.com/office/drawing/2016/5/9/chartex" xmlns:cx4="http://schemas.microsoft.com/office/drawing/2016/5/10/chartex" xmlns:cx5="http://schemas.microsoft.com/office/drawing/2016/5/11/chartex" xmlns:cx6="http://schemas.microsoft.com/office/drawing/2016/5/12/chartex" xmlns:cx7="http://schemas.microsoft.com/office/drawing/2016/5/13/chartex" xmlns:cx8="http://schemas.microsoft.com/office/drawing/2016/5/14/chartex" xmlns:mc="http://schemas.openxmlformats.org/markup-compatibility/2006" xmlns:aink="http://schemas.microsoft.com/office/drawing/2016/ink" xmlns:am3d="http://schemas.microsoft.com/office/drawing/2017/model3d" xmlns:o="urn:schemas-microsoft-com:office:office" xmlns:oel="http://schemas.microsoft.com/office/2019/extlst" xmlns:r="http://schemas.openxmlformats.org/officeDocument/2006/relationships" xmlns:m="http://schemas.openxmlformats.org/officeDocument/2006/math" xmlns:v="urn:schemas-microsoft-com:vml" xmlns:wp14="http://schemas.microsoft.com/office/word/2010/wordprocessingDrawing" xmlns:wp="http://schemas.openxmlformats.org/drawingml/2006/wordprocessingDrawing" xmlns:w10="urn:schemas-microsoft-com:office:word" xmlns:w="http://schemas.openxmlformats.org/wordprocessingml/2006/main" xmlns:w14="http://schemas.microsoft.com/office/word/2010/wordml" xmlns:w15="http://schemas.microsoft.com/office/word/2012/wordml" xmlns:w16cex="http://schemas.microsoft.com/office/word/2018/wordml/cex" xmlns:w16cid="http://schemas.microsoft.com/office/word/2016/wordml/cid" xmlns:w16="http://schemas.microsoft.com/office/word/2018/wordml" xmlns:w16du="http://schemas.microsoft.com/office/word/2023/wordml/word16du" xmlns:w16sdtdh="http://schemas.microsoft.com/office/word/2020/wordml/sdtdatahash" xmlns:w16sdtfl="http://schemas.microsoft.com/office/word/2024/wordml/sdtformatlock" xmlns:w16se="http://schemas.microsoft.com/office/word/2015/wordml/symex" xmlns:wpg="http://schemas.microsoft.com/office/word/2010/wordprocessingGroup" xmlns:wpi="http://schemas.microsoft.com/office/word/2010/wordprocessingInk" xmlns:wne="http://schemas.microsoft.com/office/word/2006/wordml" xmlns:wps="http://schemas.microsoft.com/office/word/2010/wordprocessingShape" mc:Ignorable="w14 w15 w16se w16cid w16 w16cex w16sdtdh w16sdtfl w16du wp14">
-  <w:abstractNum w:abstractNumId="0" w15:restartNumberingAfterBreak="0">
+<w:numbering xmlns:wpc="http://schemas.microsoft.com/office/word/2010/wordprocessingCanvas" xmlns:mc="http://schemas.openxmlformats.org/markup-compatibility/2006" xmlns:o="urn:schemas-microsoft-com:office:office" xmlns:r="http://schemas.openxmlformats.org/officeDocument/2006/relationships" xmlns:m="http://schemas.openxmlformats.org/officeDocument/2006/math" xmlns:v="urn:schemas-microsoft-com:vml" xmlns:wp14="http://schemas.microsoft.com/office/word/2010/wordprocessingDrawing" xmlns:wp="http://schemas.openxmlformats.org/drawingml/2006/wordprocessingDrawing" xmlns:w10="urn:schemas-microsoft-com:office:word" xmlns:w="http://schemas.openxmlformats.org/wordprocessingml/2006/main" xmlns:w14="http://schemas.microsoft.com/office/word/2010/wordml" xmlns:wpg="http://schemas.microsoft.com/office/word/2010/wordprocessingGroup" xmlns:wpi="http://schemas.microsoft.com/office/word/2010/wordprocessingInk" xmlns:wne="http://schemas.microsoft.com/office/word/2006/wordml" xmlns:wps="http://schemas.microsoft.com/office/word/2010/wordprocessingShape" mc:Ignorable="w14 wp14">
+  <w:abstractNum w:abstractNumId="0">
     <w:nsid w:val="0144385E"/>
     <w:multiLevelType w:val="multilevel"/>
     <w:tmpl w:val="4D867BBE"/>
@@ -1944,7 +2103,7 @@
       </w:rPr>
     </w:lvl>
   </w:abstractNum>
-  <w:abstractNum w:abstractNumId="1" w15:restartNumberingAfterBreak="0">
+  <w:abstractNum w:abstractNumId="1">
     <w:nsid w:val="03062828"/>
     <w:multiLevelType w:val="multilevel"/>
     <w:tmpl w:val="9FAE5AD8"/>
@@ -2093,7 +2252,7 @@
       </w:rPr>
     </w:lvl>
   </w:abstractNum>
-  <w:abstractNum w:abstractNumId="2" w15:restartNumberingAfterBreak="0">
+  <w:abstractNum w:abstractNumId="2">
     <w:nsid w:val="077E267A"/>
     <w:multiLevelType w:val="multilevel"/>
     <w:tmpl w:val="8A741702"/>
@@ -2242,7 +2401,7 @@
       </w:rPr>
     </w:lvl>
   </w:abstractNum>
-  <w:abstractNum w:abstractNumId="3" w15:restartNumberingAfterBreak="0">
+  <w:abstractNum w:abstractNumId="3">
     <w:nsid w:val="07E8063C"/>
     <w:multiLevelType w:val="multilevel"/>
     <w:tmpl w:val="AA702E9E"/>
@@ -2391,7 +2550,7 @@
       </w:rPr>
     </w:lvl>
   </w:abstractNum>
-  <w:abstractNum w:abstractNumId="4" w15:restartNumberingAfterBreak="0">
+  <w:abstractNum w:abstractNumId="4">
     <w:nsid w:val="0A94715A"/>
     <w:multiLevelType w:val="multilevel"/>
     <w:tmpl w:val="938E2666"/>
@@ -2540,7 +2699,7 @@
       </w:rPr>
     </w:lvl>
   </w:abstractNum>
-  <w:abstractNum w:abstractNumId="5" w15:restartNumberingAfterBreak="0">
+  <w:abstractNum w:abstractNumId="5">
     <w:nsid w:val="11CE4938"/>
     <w:multiLevelType w:val="multilevel"/>
     <w:tmpl w:val="4F0E4606"/>
@@ -2689,7 +2848,7 @@
       </w:rPr>
     </w:lvl>
   </w:abstractNum>
-  <w:abstractNum w:abstractNumId="6" w15:restartNumberingAfterBreak="0">
+  <w:abstractNum w:abstractNumId="6">
     <w:nsid w:val="1622516F"/>
     <w:multiLevelType w:val="multilevel"/>
     <w:tmpl w:val="B3427D26"/>
@@ -2802,7 +2961,7 @@
       </w:pPr>
     </w:lvl>
   </w:abstractNum>
-  <w:abstractNum w:abstractNumId="7" w15:restartNumberingAfterBreak="0">
+  <w:abstractNum w:abstractNumId="7">
     <w:nsid w:val="16D51282"/>
     <w:multiLevelType w:val="multilevel"/>
     <w:tmpl w:val="56DA3C00"/>
@@ -2951,7 +3110,7 @@
       </w:rPr>
     </w:lvl>
   </w:abstractNum>
-  <w:abstractNum w:abstractNumId="8" w15:restartNumberingAfterBreak="0">
+  <w:abstractNum w:abstractNumId="8">
     <w:nsid w:val="19335F4C"/>
     <w:multiLevelType w:val="multilevel"/>
     <w:tmpl w:val="75ACB9C0"/>
@@ -3064,7 +3223,7 @@
       </w:pPr>
     </w:lvl>
   </w:abstractNum>
-  <w:abstractNum w:abstractNumId="9" w15:restartNumberingAfterBreak="0">
+  <w:abstractNum w:abstractNumId="9">
     <w:nsid w:val="1C6177BB"/>
     <w:multiLevelType w:val="multilevel"/>
     <w:tmpl w:val="0F3CB268"/>
@@ -3213,7 +3372,7 @@
       </w:rPr>
     </w:lvl>
   </w:abstractNum>
-  <w:abstractNum w:abstractNumId="10" w15:restartNumberingAfterBreak="0">
+  <w:abstractNum w:abstractNumId="10">
     <w:nsid w:val="1CE36C53"/>
     <w:multiLevelType w:val="multilevel"/>
     <w:tmpl w:val="FA38D9FA"/>
@@ -3362,7 +3521,7 @@
       </w:rPr>
     </w:lvl>
   </w:abstractNum>
-  <w:abstractNum w:abstractNumId="11" w15:restartNumberingAfterBreak="0">
+  <w:abstractNum w:abstractNumId="11">
     <w:nsid w:val="2BD01201"/>
     <w:multiLevelType w:val="multilevel"/>
     <w:tmpl w:val="EC0C39F8"/>
@@ -3511,7 +3670,7 @@
       </w:rPr>
     </w:lvl>
   </w:abstractNum>
-  <w:abstractNum w:abstractNumId="12" w15:restartNumberingAfterBreak="0">
+  <w:abstractNum w:abstractNumId="12">
     <w:nsid w:val="54E23887"/>
     <w:multiLevelType w:val="multilevel"/>
     <w:tmpl w:val="889C40BA"/>
@@ -3660,7 +3819,7 @@
       </w:rPr>
     </w:lvl>
   </w:abstractNum>
-  <w:abstractNum w:abstractNumId="13" w15:restartNumberingAfterBreak="0">
+  <w:abstractNum w:abstractNumId="13">
     <w:nsid w:val="575237C0"/>
     <w:multiLevelType w:val="multilevel"/>
     <w:tmpl w:val="DEB09724"/>
@@ -3773,7 +3932,7 @@
       </w:pPr>
     </w:lvl>
   </w:abstractNum>
-  <w:abstractNum w:abstractNumId="14" w15:restartNumberingAfterBreak="0">
+  <w:abstractNum w:abstractNumId="14">
     <w:nsid w:val="58822ED6"/>
     <w:multiLevelType w:val="multilevel"/>
     <w:tmpl w:val="1CA434D8"/>
@@ -3886,7 +4045,7 @@
       </w:pPr>
     </w:lvl>
   </w:abstractNum>
-  <w:abstractNum w:abstractNumId="15" w15:restartNumberingAfterBreak="0">
+  <w:abstractNum w:abstractNumId="15">
     <w:nsid w:val="59985626"/>
     <w:multiLevelType w:val="multilevel"/>
     <w:tmpl w:val="689CC8A2"/>
@@ -4035,7 +4194,7 @@
       </w:rPr>
     </w:lvl>
   </w:abstractNum>
-  <w:abstractNum w:abstractNumId="16" w15:restartNumberingAfterBreak="0">
+  <w:abstractNum w:abstractNumId="16">
     <w:nsid w:val="5A1355B9"/>
     <w:multiLevelType w:val="multilevel"/>
     <w:tmpl w:val="B17ECE66"/>
@@ -4184,7 +4343,7 @@
       </w:rPr>
     </w:lvl>
   </w:abstractNum>
-  <w:abstractNum w:abstractNumId="17" w15:restartNumberingAfterBreak="0">
+  <w:abstractNum w:abstractNumId="17">
     <w:nsid w:val="60892612"/>
     <w:multiLevelType w:val="multilevel"/>
     <w:tmpl w:val="6B7AAE52"/>
@@ -4333,7 +4492,7 @@
       </w:rPr>
     </w:lvl>
   </w:abstractNum>
-  <w:abstractNum w:abstractNumId="18" w15:restartNumberingAfterBreak="0">
+  <w:abstractNum w:abstractNumId="18">
     <w:nsid w:val="618B6D8A"/>
     <w:multiLevelType w:val="multilevel"/>
     <w:tmpl w:val="1B86269A"/>
@@ -4482,7 +4641,7 @@
       </w:rPr>
     </w:lvl>
   </w:abstractNum>
-  <w:abstractNum w:abstractNumId="19" w15:restartNumberingAfterBreak="0">
+  <w:abstractNum w:abstractNumId="19">
     <w:nsid w:val="63021F1D"/>
     <w:multiLevelType w:val="multilevel"/>
     <w:tmpl w:val="AC5CAF30"/>
@@ -4631,7 +4790,7 @@
       </w:rPr>
     </w:lvl>
   </w:abstractNum>
-  <w:abstractNum w:abstractNumId="20" w15:restartNumberingAfterBreak="0">
+  <w:abstractNum w:abstractNumId="20">
     <w:nsid w:val="683B5B55"/>
     <w:multiLevelType w:val="multilevel"/>
     <w:tmpl w:val="40929B3E"/>
@@ -4780,7 +4939,7 @@
       </w:rPr>
     </w:lvl>
   </w:abstractNum>
-  <w:abstractNum w:abstractNumId="21" w15:restartNumberingAfterBreak="0">
+  <w:abstractNum w:abstractNumId="21">
     <w:nsid w:val="701E7FC2"/>
     <w:multiLevelType w:val="multilevel"/>
     <w:tmpl w:val="2FC890E8"/>
@@ -4929,7 +5088,7 @@
       </w:rPr>
     </w:lvl>
   </w:abstractNum>
-  <w:abstractNum w:abstractNumId="22" w15:restartNumberingAfterBreak="0">
+  <w:abstractNum w:abstractNumId="22">
     <w:nsid w:val="739A3C6E"/>
     <w:multiLevelType w:val="multilevel"/>
     <w:tmpl w:val="F758A40C"/>
@@ -5078,7 +5237,120 @@
       </w:rPr>
     </w:lvl>
   </w:abstractNum>
-  <w:abstractNum w:abstractNumId="23" w15:restartNumberingAfterBreak="0">
+  <w:abstractNum w:abstractNumId="23">
+    <w:nsid w:val="7450780F"/>
+    <w:multiLevelType w:val="hybridMultilevel"/>
+    <w:tmpl w:val="37A871A4"/>
+    <w:lvl w:ilvl="0" w:tplc="40090001">
+      <w:start w:val="1"/>
+      <w:numFmt w:val="bullet"/>
+      <w:lvlText w:val=""/>
+      <w:lvlJc w:val="left"/>
+      <w:pPr>
+        <w:ind w:left="720" w:hanging="360"/>
+      </w:pPr>
+      <w:rPr>
+        <w:rFonts w:ascii="Symbol" w:hAnsi="Symbol" w:hint="default"/>
+      </w:rPr>
+    </w:lvl>
+    <w:lvl w:ilvl="1" w:tplc="40090003" w:tentative="1">
+      <w:start w:val="1"/>
+      <w:numFmt w:val="bullet"/>
+      <w:lvlText w:val="o"/>
+      <w:lvlJc w:val="left"/>
+      <w:pPr>
+        <w:ind w:left="1440" w:hanging="360"/>
+      </w:pPr>
+      <w:rPr>
+        <w:rFonts w:ascii="Courier New" w:hAnsi="Courier New" w:cs="Courier New" w:hint="default"/>
+      </w:rPr>
+    </w:lvl>
+    <w:lvl w:ilvl="2" w:tplc="40090005" w:tentative="1">
+      <w:start w:val="1"/>
+      <w:numFmt w:val="bullet"/>
+      <w:lvlText w:val=""/>
+      <w:lvlJc w:val="left"/>
+      <w:pPr>
+        <w:ind w:left="2160" w:hanging="360"/>
+      </w:pPr>
+      <w:rPr>
+        <w:rFonts w:ascii="Wingdings" w:hAnsi="Wingdings" w:hint="default"/>
+      </w:rPr>
+    </w:lvl>
+    <w:lvl w:ilvl="3" w:tplc="40090001" w:tentative="1">
+      <w:start w:val="1"/>
+      <w:numFmt w:val="bullet"/>
+      <w:lvlText w:val=""/>
+      <w:lvlJc w:val="left"/>
+      <w:pPr>
+        <w:ind w:left="2880" w:hanging="360"/>
+      </w:pPr>
+      <w:rPr>
+        <w:rFonts w:ascii="Symbol" w:hAnsi="Symbol" w:hint="default"/>
+      </w:rPr>
+    </w:lvl>
+    <w:lvl w:ilvl="4" w:tplc="40090003" w:tentative="1">
+      <w:start w:val="1"/>
+      <w:numFmt w:val="bullet"/>
+      <w:lvlText w:val="o"/>
+      <w:lvlJc w:val="left"/>
+      <w:pPr>
+        <w:ind w:left="3600" w:hanging="360"/>
+      </w:pPr>
+      <w:rPr>
+        <w:rFonts w:ascii="Courier New" w:hAnsi="Courier New" w:cs="Courier New" w:hint="default"/>
+      </w:rPr>
+    </w:lvl>
+    <w:lvl w:ilvl="5" w:tplc="40090005" w:tentative="1">
+      <w:start w:val="1"/>
+      <w:numFmt w:val="bullet"/>
+      <w:lvlText w:val=""/>
+      <w:lvlJc w:val="left"/>
+      <w:pPr>
+        <w:ind w:left="4320" w:hanging="360"/>
+      </w:pPr>
+      <w:rPr>
+        <w:rFonts w:ascii="Wingdings" w:hAnsi="Wingdings" w:hint="default"/>
+      </w:rPr>
+    </w:lvl>
+    <w:lvl w:ilvl="6" w:tplc="40090001" w:tentative="1">
+      <w:start w:val="1"/>
+      <w:numFmt w:val="bullet"/>
+      <w:lvlText w:val=""/>
+      <w:lvlJc w:val="left"/>
+      <w:pPr>
+        <w:ind w:left="5040" w:hanging="360"/>
+      </w:pPr>
+      <w:rPr>
+        <w:rFonts w:ascii="Symbol" w:hAnsi="Symbol" w:hint="default"/>
+      </w:rPr>
+    </w:lvl>
+    <w:lvl w:ilvl="7" w:tplc="40090003" w:tentative="1">
+      <w:start w:val="1"/>
+      <w:numFmt w:val="bullet"/>
+      <w:lvlText w:val="o"/>
+      <w:lvlJc w:val="left"/>
+      <w:pPr>
+        <w:ind w:left="5760" w:hanging="360"/>
+      </w:pPr>
+      <w:rPr>
+        <w:rFonts w:ascii="Courier New" w:hAnsi="Courier New" w:cs="Courier New" w:hint="default"/>
+      </w:rPr>
+    </w:lvl>
+    <w:lvl w:ilvl="8" w:tplc="40090005" w:tentative="1">
+      <w:start w:val="1"/>
+      <w:numFmt w:val="bullet"/>
+      <w:lvlText w:val=""/>
+      <w:lvlJc w:val="left"/>
+      <w:pPr>
+        <w:ind w:left="6480" w:hanging="360"/>
+      </w:pPr>
+      <w:rPr>
+        <w:rFonts w:ascii="Wingdings" w:hAnsi="Wingdings" w:hint="default"/>
+      </w:rPr>
+    </w:lvl>
+  </w:abstractNum>
+  <w:abstractNum w:abstractNumId="24">
     <w:nsid w:val="75F15D04"/>
     <w:multiLevelType w:val="multilevel"/>
     <w:tmpl w:val="55BA2C48"/>
@@ -5227,7 +5499,7 @@
       </w:rPr>
     </w:lvl>
   </w:abstractNum>
-  <w:abstractNum w:abstractNumId="24" w15:restartNumberingAfterBreak="0">
+  <w:abstractNum w:abstractNumId="25">
     <w:nsid w:val="78DD1A8A"/>
     <w:multiLevelType w:val="multilevel"/>
     <w:tmpl w:val="C9E04F7A"/>
@@ -5376,7 +5648,7 @@
       </w:rPr>
     </w:lvl>
   </w:abstractNum>
-  <w:abstractNum w:abstractNumId="25" w15:restartNumberingAfterBreak="0">
+  <w:abstractNum w:abstractNumId="26">
     <w:nsid w:val="7CA471A0"/>
     <w:multiLevelType w:val="multilevel"/>
     <w:tmpl w:val="C64A802E"/>
@@ -5525,89 +5797,92 @@
       </w:rPr>
     </w:lvl>
   </w:abstractNum>
-  <w:num w:numId="1" w16cid:durableId="737632157">
+  <w:num w:numId="1">
+    <w:abstractNumId w:val="25"/>
+  </w:num>
+  <w:num w:numId="2">
+    <w:abstractNumId w:val="16"/>
+  </w:num>
+  <w:num w:numId="3">
+    <w:abstractNumId w:val="11"/>
+  </w:num>
+  <w:num w:numId="4">
+    <w:abstractNumId w:val="12"/>
+  </w:num>
+  <w:num w:numId="5">
+    <w:abstractNumId w:val="13"/>
+  </w:num>
+  <w:num w:numId="6">
+    <w:abstractNumId w:val="10"/>
+  </w:num>
+  <w:num w:numId="7">
+    <w:abstractNumId w:val="15"/>
+  </w:num>
+  <w:num w:numId="8">
+    <w:abstractNumId w:val="9"/>
+  </w:num>
+  <w:num w:numId="9">
     <w:abstractNumId w:val="24"/>
   </w:num>
-  <w:num w:numId="2" w16cid:durableId="1806115806">
-    <w:abstractNumId w:val="16"/>
-  </w:num>
-  <w:num w:numId="3" w16cid:durableId="774711156">
-    <w:abstractNumId w:val="11"/>
-  </w:num>
-  <w:num w:numId="4" w16cid:durableId="1117525251">
-    <w:abstractNumId w:val="12"/>
-  </w:num>
-  <w:num w:numId="5" w16cid:durableId="1737121932">
-    <w:abstractNumId w:val="13"/>
-  </w:num>
-  <w:num w:numId="6" w16cid:durableId="1999648319">
-    <w:abstractNumId w:val="10"/>
-  </w:num>
-  <w:num w:numId="7" w16cid:durableId="1239946384">
-    <w:abstractNumId w:val="15"/>
-  </w:num>
-  <w:num w:numId="8" w16cid:durableId="1623726798">
-    <w:abstractNumId w:val="9"/>
-  </w:num>
-  <w:num w:numId="9" w16cid:durableId="386418965">
-    <w:abstractNumId w:val="23"/>
-  </w:num>
-  <w:num w:numId="10" w16cid:durableId="1878590092">
+  <w:num w:numId="10">
     <w:abstractNumId w:val="22"/>
   </w:num>
-  <w:num w:numId="11" w16cid:durableId="1508253329">
+  <w:num w:numId="11">
     <w:abstractNumId w:val="21"/>
   </w:num>
-  <w:num w:numId="12" w16cid:durableId="23214424">
+  <w:num w:numId="12">
     <w:abstractNumId w:val="20"/>
   </w:num>
-  <w:num w:numId="13" w16cid:durableId="1435635966">
+  <w:num w:numId="13">
     <w:abstractNumId w:val="6"/>
   </w:num>
-  <w:num w:numId="14" w16cid:durableId="1982884848">
+  <w:num w:numId="14">
     <w:abstractNumId w:val="3"/>
   </w:num>
-  <w:num w:numId="15" w16cid:durableId="1177885350">
+  <w:num w:numId="15">
     <w:abstractNumId w:val="4"/>
   </w:num>
-  <w:num w:numId="16" w16cid:durableId="2136754594">
-    <w:abstractNumId w:val="25"/>
+  <w:num w:numId="16">
+    <w:abstractNumId w:val="26"/>
   </w:num>
-  <w:num w:numId="17" w16cid:durableId="1363870261">
+  <w:num w:numId="17">
     <w:abstractNumId w:val="1"/>
   </w:num>
-  <w:num w:numId="18" w16cid:durableId="1607349550">
+  <w:num w:numId="18">
     <w:abstractNumId w:val="14"/>
   </w:num>
-  <w:num w:numId="19" w16cid:durableId="762189421">
+  <w:num w:numId="19">
     <w:abstractNumId w:val="18"/>
   </w:num>
-  <w:num w:numId="20" w16cid:durableId="243875959">
+  <w:num w:numId="20">
     <w:abstractNumId w:val="7"/>
   </w:num>
-  <w:num w:numId="21" w16cid:durableId="411395151">
+  <w:num w:numId="21">
     <w:abstractNumId w:val="17"/>
   </w:num>
-  <w:num w:numId="22" w16cid:durableId="1395204801">
+  <w:num w:numId="22">
     <w:abstractNumId w:val="0"/>
   </w:num>
-  <w:num w:numId="23" w16cid:durableId="222914356">
+  <w:num w:numId="23">
     <w:abstractNumId w:val="2"/>
   </w:num>
-  <w:num w:numId="24" w16cid:durableId="1954701861">
+  <w:num w:numId="24">
     <w:abstractNumId w:val="5"/>
   </w:num>
-  <w:num w:numId="25" w16cid:durableId="823276424">
+  <w:num w:numId="25">
     <w:abstractNumId w:val="19"/>
   </w:num>
-  <w:num w:numId="26" w16cid:durableId="967050334">
+  <w:num w:numId="26">
     <w:abstractNumId w:val="8"/>
+  </w:num>
+  <w:num w:numId="27">
+    <w:abstractNumId w:val="23"/>
   </w:num>
 </w:numbering>
 </file>
 
 <file path=word/styles.xml><?xml version="1.0" encoding="utf-8"?>
-<w:styles xmlns:mc="http://schemas.openxmlformats.org/markup-compatibility/2006" xmlns:r="http://schemas.openxmlformats.org/officeDocument/2006/relationships" xmlns:w="http://schemas.openxmlformats.org/wordprocessingml/2006/main" xmlns:w14="http://schemas.microsoft.com/office/word/2010/wordml" xmlns:w15="http://schemas.microsoft.com/office/word/2012/wordml" xmlns:w16cex="http://schemas.microsoft.com/office/word/2018/wordml/cex" xmlns:w16cid="http://schemas.microsoft.com/office/word/2016/wordml/cid" xmlns:w16="http://schemas.microsoft.com/office/word/2018/wordml" xmlns:w16du="http://schemas.microsoft.com/office/word/2023/wordml/word16du" xmlns:w16sdtdh="http://schemas.microsoft.com/office/word/2020/wordml/sdtdatahash" xmlns:w16sdtfl="http://schemas.microsoft.com/office/word/2024/wordml/sdtformatlock" xmlns:w16se="http://schemas.microsoft.com/office/word/2015/wordml/symex" mc:Ignorable="w14 w15 w16se w16cid w16 w16cex w16sdtdh w16sdtfl w16du">
+<w:styles xmlns:mc="http://schemas.openxmlformats.org/markup-compatibility/2006" xmlns:r="http://schemas.openxmlformats.org/officeDocument/2006/relationships" xmlns:w="http://schemas.openxmlformats.org/wordprocessingml/2006/main" xmlns:w14="http://schemas.microsoft.com/office/word/2010/wordml" mc:Ignorable="w14">
   <w:docDefaults>
     <w:rPrDefault>
       <w:rPr>
@@ -5623,383 +5898,144 @@
       </w:pPr>
     </w:pPrDefault>
   </w:docDefaults>
-  <w:latentStyles w:defLockedState="0" w:defUIPriority="99" w:defSemiHidden="0" w:defUnhideWhenUsed="0" w:defQFormat="0" w:count="376">
-    <w:lsdException w:name="Normal" w:uiPriority="0" w:qFormat="1"/>
-    <w:lsdException w:name="heading 1" w:uiPriority="9" w:qFormat="1"/>
-    <w:lsdException w:name="heading 2" w:semiHidden="1" w:uiPriority="9" w:unhideWhenUsed="1" w:qFormat="1"/>
-    <w:lsdException w:name="heading 3" w:semiHidden="1" w:uiPriority="9" w:unhideWhenUsed="1" w:qFormat="1"/>
-    <w:lsdException w:name="heading 4" w:semiHidden="1" w:uiPriority="9" w:unhideWhenUsed="1" w:qFormat="1"/>
-    <w:lsdException w:name="heading 5" w:semiHidden="1" w:uiPriority="9" w:unhideWhenUsed="1" w:qFormat="1"/>
-    <w:lsdException w:name="heading 6" w:semiHidden="1" w:uiPriority="9" w:unhideWhenUsed="1" w:qFormat="1"/>
-    <w:lsdException w:name="heading 7" w:semiHidden="1" w:uiPriority="9" w:unhideWhenUsed="1" w:qFormat="1"/>
-    <w:lsdException w:name="heading 8" w:semiHidden="1" w:uiPriority="9" w:unhideWhenUsed="1" w:qFormat="1"/>
-    <w:lsdException w:name="heading 9" w:semiHidden="1" w:uiPriority="9" w:unhideWhenUsed="1" w:qFormat="1"/>
-    <w:lsdException w:name="index 1" w:semiHidden="1" w:unhideWhenUsed="1"/>
-    <w:lsdException w:name="index 2" w:semiHidden="1" w:unhideWhenUsed="1"/>
-    <w:lsdException w:name="index 3" w:semiHidden="1" w:unhideWhenUsed="1"/>
-    <w:lsdException w:name="index 4" w:semiHidden="1" w:unhideWhenUsed="1"/>
-    <w:lsdException w:name="index 5" w:semiHidden="1" w:unhideWhenUsed="1"/>
-    <w:lsdException w:name="index 6" w:semiHidden="1" w:unhideWhenUsed="1"/>
-    <w:lsdException w:name="index 7" w:semiHidden="1" w:unhideWhenUsed="1"/>
-    <w:lsdException w:name="index 8" w:semiHidden="1" w:unhideWhenUsed="1"/>
-    <w:lsdException w:name="index 9" w:semiHidden="1" w:unhideWhenUsed="1"/>
-    <w:lsdException w:name="toc 1" w:semiHidden="1" w:uiPriority="39" w:unhideWhenUsed="1"/>
-    <w:lsdException w:name="toc 2" w:semiHidden="1" w:uiPriority="39" w:unhideWhenUsed="1"/>
-    <w:lsdException w:name="toc 3" w:semiHidden="1" w:uiPriority="39" w:unhideWhenUsed="1"/>
-    <w:lsdException w:name="toc 4" w:semiHidden="1" w:uiPriority="39" w:unhideWhenUsed="1"/>
-    <w:lsdException w:name="toc 5" w:semiHidden="1" w:uiPriority="39" w:unhideWhenUsed="1"/>
-    <w:lsdException w:name="toc 6" w:semiHidden="1" w:uiPriority="39" w:unhideWhenUsed="1"/>
-    <w:lsdException w:name="toc 7" w:semiHidden="1" w:uiPriority="39" w:unhideWhenUsed="1"/>
-    <w:lsdException w:name="toc 8" w:semiHidden="1" w:uiPriority="39" w:unhideWhenUsed="1"/>
-    <w:lsdException w:name="toc 9" w:semiHidden="1" w:uiPriority="39" w:unhideWhenUsed="1"/>
-    <w:lsdException w:name="Normal Indent" w:semiHidden="1" w:unhideWhenUsed="1"/>
-    <w:lsdException w:name="footnote text" w:semiHidden="1" w:unhideWhenUsed="1"/>
-    <w:lsdException w:name="annotation text" w:semiHidden="1" w:unhideWhenUsed="1"/>
-    <w:lsdException w:name="header" w:semiHidden="1" w:unhideWhenUsed="1"/>
-    <w:lsdException w:name="footer" w:semiHidden="1" w:unhideWhenUsed="1"/>
-    <w:lsdException w:name="index heading" w:semiHidden="1" w:unhideWhenUsed="1"/>
-    <w:lsdException w:name="caption" w:semiHidden="1" w:uiPriority="35" w:unhideWhenUsed="1" w:qFormat="1"/>
-    <w:lsdException w:name="table of figures" w:semiHidden="1" w:unhideWhenUsed="1"/>
-    <w:lsdException w:name="envelope address" w:semiHidden="1" w:unhideWhenUsed="1"/>
-    <w:lsdException w:name="envelope return" w:semiHidden="1" w:unhideWhenUsed="1"/>
-    <w:lsdException w:name="footnote reference" w:semiHidden="1" w:unhideWhenUsed="1"/>
-    <w:lsdException w:name="annotation reference" w:semiHidden="1" w:unhideWhenUsed="1"/>
-    <w:lsdException w:name="line number" w:semiHidden="1" w:unhideWhenUsed="1"/>
-    <w:lsdException w:name="page number" w:semiHidden="1" w:unhideWhenUsed="1"/>
-    <w:lsdException w:name="endnote reference" w:semiHidden="1" w:unhideWhenUsed="1"/>
-    <w:lsdException w:name="endnote text" w:semiHidden="1" w:unhideWhenUsed="1"/>
-    <w:lsdException w:name="table of authorities" w:semiHidden="1" w:unhideWhenUsed="1"/>
-    <w:lsdException w:name="macro" w:semiHidden="1" w:unhideWhenUsed="1"/>
-    <w:lsdException w:name="toa heading" w:semiHidden="1" w:unhideWhenUsed="1"/>
-    <w:lsdException w:name="List" w:semiHidden="1" w:unhideWhenUsed="1"/>
-    <w:lsdException w:name="List Bullet" w:semiHidden="1" w:unhideWhenUsed="1"/>
-    <w:lsdException w:name="List Number" w:semiHidden="1" w:unhideWhenUsed="1"/>
-    <w:lsdException w:name="List 2" w:semiHidden="1" w:unhideWhenUsed="1"/>
-    <w:lsdException w:name="List 3" w:semiHidden="1" w:unhideWhenUsed="1"/>
-    <w:lsdException w:name="List 4" w:semiHidden="1" w:unhideWhenUsed="1"/>
-    <w:lsdException w:name="List 5" w:semiHidden="1" w:unhideWhenUsed="1"/>
-    <w:lsdException w:name="List Bullet 2" w:semiHidden="1" w:unhideWhenUsed="1"/>
-    <w:lsdException w:name="List Bullet 3" w:semiHidden="1" w:unhideWhenUsed="1"/>
-    <w:lsdException w:name="List Bullet 4" w:semiHidden="1" w:unhideWhenUsed="1"/>
-    <w:lsdException w:name="List Bullet 5" w:semiHidden="1" w:unhideWhenUsed="1"/>
-    <w:lsdException w:name="List Number 2" w:semiHidden="1" w:unhideWhenUsed="1"/>
-    <w:lsdException w:name="List Number 3" w:semiHidden="1" w:unhideWhenUsed="1"/>
-    <w:lsdException w:name="List Number 4" w:semiHidden="1" w:unhideWhenUsed="1"/>
-    <w:lsdException w:name="List Number 5" w:semiHidden="1" w:unhideWhenUsed="1"/>
-    <w:lsdException w:name="Title" w:uiPriority="10" w:qFormat="1"/>
-    <w:lsdException w:name="Closing" w:semiHidden="1" w:unhideWhenUsed="1"/>
-    <w:lsdException w:name="Signature" w:semiHidden="1" w:unhideWhenUsed="1"/>
-    <w:lsdException w:name="Default Paragraph Font" w:semiHidden="1" w:uiPriority="1" w:unhideWhenUsed="1"/>
-    <w:lsdException w:name="Body Text" w:semiHidden="1" w:unhideWhenUsed="1"/>
-    <w:lsdException w:name="Body Text Indent" w:semiHidden="1" w:unhideWhenUsed="1"/>
-    <w:lsdException w:name="List Continue" w:semiHidden="1" w:unhideWhenUsed="1"/>
-    <w:lsdException w:name="List Continue 2" w:semiHidden="1" w:unhideWhenUsed="1"/>
-    <w:lsdException w:name="List Continue 3" w:semiHidden="1" w:unhideWhenUsed="1"/>
-    <w:lsdException w:name="List Continue 4" w:semiHidden="1" w:unhideWhenUsed="1"/>
-    <w:lsdException w:name="List Continue 5" w:semiHidden="1" w:unhideWhenUsed="1"/>
-    <w:lsdException w:name="Message Header" w:semiHidden="1" w:unhideWhenUsed="1"/>
-    <w:lsdException w:name="Subtitle" w:uiPriority="11" w:qFormat="1"/>
-    <w:lsdException w:name="Salutation" w:semiHidden="1" w:unhideWhenUsed="1"/>
-    <w:lsdException w:name="Date" w:semiHidden="1" w:unhideWhenUsed="1"/>
-    <w:lsdException w:name="Body Text First Indent" w:semiHidden="1" w:unhideWhenUsed="1"/>
-    <w:lsdException w:name="Body Text First Indent 2" w:semiHidden="1" w:unhideWhenUsed="1"/>
-    <w:lsdException w:name="Note Heading" w:semiHidden="1" w:unhideWhenUsed="1"/>
-    <w:lsdException w:name="Body Text 2" w:semiHidden="1" w:unhideWhenUsed="1"/>
-    <w:lsdException w:name="Body Text 3" w:semiHidden="1" w:unhideWhenUsed="1"/>
-    <w:lsdException w:name="Body Text Indent 2" w:semiHidden="1" w:unhideWhenUsed="1"/>
-    <w:lsdException w:name="Body Text Indent 3" w:semiHidden="1" w:unhideWhenUsed="1"/>
-    <w:lsdException w:name="Block Text" w:semiHidden="1" w:unhideWhenUsed="1"/>
-    <w:lsdException w:name="Hyperlink" w:semiHidden="1" w:unhideWhenUsed="1"/>
-    <w:lsdException w:name="FollowedHyperlink" w:semiHidden="1" w:unhideWhenUsed="1"/>
-    <w:lsdException w:name="Strong" w:uiPriority="22" w:qFormat="1"/>
-    <w:lsdException w:name="Emphasis" w:uiPriority="20" w:qFormat="1"/>
-    <w:lsdException w:name="Document Map" w:semiHidden="1" w:unhideWhenUsed="1"/>
-    <w:lsdException w:name="Plain Text" w:semiHidden="1" w:unhideWhenUsed="1"/>
-    <w:lsdException w:name="E-mail Signature" w:semiHidden="1" w:unhideWhenUsed="1"/>
-    <w:lsdException w:name="HTML Top of Form" w:semiHidden="1" w:unhideWhenUsed="1"/>
-    <w:lsdException w:name="HTML Bottom of Form" w:semiHidden="1" w:unhideWhenUsed="1"/>
-    <w:lsdException w:name="Normal (Web)" w:semiHidden="1" w:unhideWhenUsed="1"/>
-    <w:lsdException w:name="HTML Acronym" w:semiHidden="1" w:unhideWhenUsed="1"/>
-    <w:lsdException w:name="HTML Address" w:semiHidden="1" w:unhideWhenUsed="1"/>
-    <w:lsdException w:name="HTML Cite" w:semiHidden="1" w:unhideWhenUsed="1"/>
-    <w:lsdException w:name="HTML Code" w:semiHidden="1" w:unhideWhenUsed="1"/>
-    <w:lsdException w:name="HTML Definition" w:semiHidden="1" w:unhideWhenUsed="1"/>
-    <w:lsdException w:name="HTML Keyboard" w:semiHidden="1" w:unhideWhenUsed="1"/>
-    <w:lsdException w:name="HTML Preformatted" w:semiHidden="1" w:unhideWhenUsed="1"/>
-    <w:lsdException w:name="HTML Sample" w:semiHidden="1" w:unhideWhenUsed="1"/>
-    <w:lsdException w:name="HTML Typewriter" w:semiHidden="1" w:unhideWhenUsed="1"/>
-    <w:lsdException w:name="HTML Variable" w:semiHidden="1" w:unhideWhenUsed="1"/>
-    <w:lsdException w:name="Normal Table" w:semiHidden="1" w:unhideWhenUsed="1"/>
-    <w:lsdException w:name="annotation subject" w:semiHidden="1" w:unhideWhenUsed="1"/>
-    <w:lsdException w:name="No List" w:semiHidden="1" w:unhideWhenUsed="1"/>
-    <w:lsdException w:name="Outline List 1" w:semiHidden="1" w:unhideWhenUsed="1"/>
-    <w:lsdException w:name="Outline List 2" w:semiHidden="1" w:unhideWhenUsed="1"/>
-    <w:lsdException w:name="Outline List 3" w:semiHidden="1" w:unhideWhenUsed="1"/>
-    <w:lsdException w:name="Table Simple 1" w:semiHidden="1" w:unhideWhenUsed="1"/>
-    <w:lsdException w:name="Table Simple 2" w:semiHidden="1" w:unhideWhenUsed="1"/>
-    <w:lsdException w:name="Table Simple 3" w:semiHidden="1" w:unhideWhenUsed="1"/>
-    <w:lsdException w:name="Table Classic 1" w:semiHidden="1" w:unhideWhenUsed="1"/>
-    <w:lsdException w:name="Table Classic 2" w:semiHidden="1" w:unhideWhenUsed="1"/>
-    <w:lsdException w:name="Table Classic 3" w:semiHidden="1" w:unhideWhenUsed="1"/>
-    <w:lsdException w:name="Table Classic 4" w:semiHidden="1" w:unhideWhenUsed="1"/>
-    <w:lsdException w:name="Table Colorful 1" w:semiHidden="1" w:unhideWhenUsed="1"/>
-    <w:lsdException w:name="Table Colorful 2" w:semiHidden="1" w:unhideWhenUsed="1"/>
-    <w:lsdException w:name="Table Colorful 3" w:semiHidden="1" w:unhideWhenUsed="1"/>
-    <w:lsdException w:name="Table Columns 1" w:semiHidden="1" w:unhideWhenUsed="1"/>
-    <w:lsdException w:name="Table Columns 2" w:semiHidden="1" w:unhideWhenUsed="1"/>
-    <w:lsdException w:name="Table Columns 3" w:semiHidden="1" w:unhideWhenUsed="1"/>
-    <w:lsdException w:name="Table Columns 4" w:semiHidden="1" w:unhideWhenUsed="1"/>
-    <w:lsdException w:name="Table Columns 5" w:semiHidden="1" w:unhideWhenUsed="1"/>
-    <w:lsdException w:name="Table Grid 1" w:semiHidden="1" w:unhideWhenUsed="1"/>
-    <w:lsdException w:name="Table Grid 2" w:semiHidden="1" w:unhideWhenUsed="1"/>
-    <w:lsdException w:name="Table Grid 3" w:semiHidden="1" w:unhideWhenUsed="1"/>
-    <w:lsdException w:name="Table Grid 4" w:semiHidden="1" w:unhideWhenUsed="1"/>
-    <w:lsdException w:name="Table Grid 5" w:semiHidden="1" w:unhideWhenUsed="1"/>
-    <w:lsdException w:name="Table Grid 6" w:semiHidden="1" w:unhideWhenUsed="1"/>
-    <w:lsdException w:name="Table Grid 7" w:semiHidden="1" w:unhideWhenUsed="1"/>
-    <w:lsdException w:name="Table Grid 8" w:semiHidden="1" w:unhideWhenUsed="1"/>
-    <w:lsdException w:name="Table List 1" w:semiHidden="1" w:unhideWhenUsed="1"/>
-    <w:lsdException w:name="Table List 2" w:semiHidden="1" w:unhideWhenUsed="1"/>
-    <w:lsdException w:name="Table List 3" w:semiHidden="1" w:unhideWhenUsed="1"/>
-    <w:lsdException w:name="Table List 4" w:semiHidden="1" w:unhideWhenUsed="1"/>
-    <w:lsdException w:name="Table List 5" w:semiHidden="1" w:unhideWhenUsed="1"/>
-    <w:lsdException w:name="Table List 6" w:semiHidden="1" w:unhideWhenUsed="1"/>
-    <w:lsdException w:name="Table List 7" w:semiHidden="1" w:unhideWhenUsed="1"/>
-    <w:lsdException w:name="Table List 8" w:semiHidden="1" w:unhideWhenUsed="1"/>
-    <w:lsdException w:name="Table 3D effects 1" w:semiHidden="1" w:unhideWhenUsed="1"/>
-    <w:lsdException w:name="Table 3D effects 2" w:semiHidden="1" w:unhideWhenUsed="1"/>
-    <w:lsdException w:name="Table 3D effects 3" w:semiHidden="1" w:unhideWhenUsed="1"/>
-    <w:lsdException w:name="Table Contemporary" w:semiHidden="1" w:unhideWhenUsed="1"/>
-    <w:lsdException w:name="Table Elegant" w:semiHidden="1" w:unhideWhenUsed="1"/>
-    <w:lsdException w:name="Table Professional" w:semiHidden="1" w:unhideWhenUsed="1"/>
-    <w:lsdException w:name="Table Subtle 1" w:semiHidden="1" w:unhideWhenUsed="1"/>
-    <w:lsdException w:name="Table Subtle 2" w:semiHidden="1" w:unhideWhenUsed="1"/>
-    <w:lsdException w:name="Table Web 1" w:semiHidden="1" w:unhideWhenUsed="1"/>
-    <w:lsdException w:name="Table Web 2" w:semiHidden="1" w:unhideWhenUsed="1"/>
-    <w:lsdException w:name="Table Web 3" w:semiHidden="1" w:unhideWhenUsed="1"/>
-    <w:lsdException w:name="Balloon Text" w:semiHidden="1" w:unhideWhenUsed="1"/>
-    <w:lsdException w:name="Table Grid" w:uiPriority="59"/>
-    <w:lsdException w:name="Table Theme" w:semiHidden="1" w:unhideWhenUsed="1"/>
-    <w:lsdException w:name="Placeholder Text" w:semiHidden="1"/>
-    <w:lsdException w:name="No Spacing" w:uiPriority="1" w:qFormat="1"/>
-    <w:lsdException w:name="Light Shading" w:uiPriority="60"/>
-    <w:lsdException w:name="Light List" w:uiPriority="61"/>
-    <w:lsdException w:name="Light Grid" w:uiPriority="62"/>
-    <w:lsdException w:name="Medium Shading 1" w:uiPriority="63"/>
-    <w:lsdException w:name="Medium Shading 2" w:uiPriority="64"/>
-    <w:lsdException w:name="Medium List 1" w:uiPriority="65"/>
-    <w:lsdException w:name="Medium List 2" w:uiPriority="66"/>
-    <w:lsdException w:name="Medium Grid 1" w:uiPriority="67"/>
-    <w:lsdException w:name="Medium Grid 2" w:uiPriority="68"/>
-    <w:lsdException w:name="Medium Grid 3" w:uiPriority="69"/>
-    <w:lsdException w:name="Dark List" w:uiPriority="70"/>
-    <w:lsdException w:name="Colorful Shading" w:uiPriority="71"/>
-    <w:lsdException w:name="Colorful List" w:uiPriority="72"/>
-    <w:lsdException w:name="Colorful Grid" w:uiPriority="73"/>
-    <w:lsdException w:name="Light Shading Accent 1" w:uiPriority="60"/>
-    <w:lsdException w:name="Light List Accent 1" w:uiPriority="61"/>
-    <w:lsdException w:name="Light Grid Accent 1" w:uiPriority="62"/>
-    <w:lsdException w:name="Medium Shading 1 Accent 1" w:uiPriority="63"/>
-    <w:lsdException w:name="Medium Shading 2 Accent 1" w:uiPriority="64"/>
-    <w:lsdException w:name="Medium List 1 Accent 1" w:uiPriority="65"/>
-    <w:lsdException w:name="Revision" w:semiHidden="1"/>
-    <w:lsdException w:name="List Paragraph" w:uiPriority="34" w:qFormat="1"/>
-    <w:lsdException w:name="Quote" w:uiPriority="29" w:qFormat="1"/>
-    <w:lsdException w:name="Intense Quote" w:uiPriority="30" w:qFormat="1"/>
-    <w:lsdException w:name="Medium List 2 Accent 1" w:uiPriority="66"/>
-    <w:lsdException w:name="Medium Grid 1 Accent 1" w:uiPriority="67"/>
-    <w:lsdException w:name="Medium Grid 2 Accent 1" w:uiPriority="68"/>
-    <w:lsdException w:name="Medium Grid 3 Accent 1" w:uiPriority="69"/>
-    <w:lsdException w:name="Dark List Accent 1" w:uiPriority="70"/>
-    <w:lsdException w:name="Colorful Shading Accent 1" w:uiPriority="71"/>
-    <w:lsdException w:name="Colorful List Accent 1" w:uiPriority="72"/>
-    <w:lsdException w:name="Colorful Grid Accent 1" w:uiPriority="73"/>
-    <w:lsdException w:name="Light Shading Accent 2" w:uiPriority="60"/>
-    <w:lsdException w:name="Light List Accent 2" w:uiPriority="61"/>
-    <w:lsdException w:name="Light Grid Accent 2" w:uiPriority="62"/>
-    <w:lsdException w:name="Medium Shading 1 Accent 2" w:uiPriority="63"/>
-    <w:lsdException w:name="Medium Shading 2 Accent 2" w:uiPriority="64"/>
-    <w:lsdException w:name="Medium List 1 Accent 2" w:uiPriority="65"/>
-    <w:lsdException w:name="Medium List 2 Accent 2" w:uiPriority="66"/>
-    <w:lsdException w:name="Medium Grid 1 Accent 2" w:uiPriority="67"/>
-    <w:lsdException w:name="Medium Grid 2 Accent 2" w:uiPriority="68"/>
-    <w:lsdException w:name="Medium Grid 3 Accent 2" w:uiPriority="69"/>
-    <w:lsdException w:name="Dark List Accent 2" w:uiPriority="70"/>
-    <w:lsdException w:name="Colorful Shading Accent 2" w:uiPriority="71"/>
-    <w:lsdException w:name="Colorful List Accent 2" w:uiPriority="72"/>
-    <w:lsdException w:name="Colorful Grid Accent 2" w:uiPriority="73"/>
-    <w:lsdException w:name="Light Shading Accent 3" w:uiPriority="60"/>
-    <w:lsdException w:name="Light List Accent 3" w:uiPriority="61"/>
-    <w:lsdException w:name="Light Grid Accent 3" w:uiPriority="62"/>
-    <w:lsdException w:name="Medium Shading 1 Accent 3" w:uiPriority="63"/>
-    <w:lsdException w:name="Medium Shading 2 Accent 3" w:uiPriority="64"/>
-    <w:lsdException w:name="Medium List 1 Accent 3" w:uiPriority="65"/>
-    <w:lsdException w:name="Medium List 2 Accent 3" w:uiPriority="66"/>
-    <w:lsdException w:name="Medium Grid 1 Accent 3" w:uiPriority="67"/>
-    <w:lsdException w:name="Medium Grid 2 Accent 3" w:uiPriority="68"/>
-    <w:lsdException w:name="Medium Grid 3 Accent 3" w:uiPriority="69"/>
-    <w:lsdException w:name="Dark List Accent 3" w:uiPriority="70"/>
-    <w:lsdException w:name="Colorful Shading Accent 3" w:uiPriority="71"/>
-    <w:lsdException w:name="Colorful List Accent 3" w:uiPriority="72"/>
-    <w:lsdException w:name="Colorful Grid Accent 3" w:uiPriority="73"/>
-    <w:lsdException w:name="Light Shading Accent 4" w:uiPriority="60"/>
-    <w:lsdException w:name="Light List Accent 4" w:uiPriority="61"/>
-    <w:lsdException w:name="Light Grid Accent 4" w:uiPriority="62"/>
-    <w:lsdException w:name="Medium Shading 1 Accent 4" w:uiPriority="63"/>
-    <w:lsdException w:name="Medium Shading 2 Accent 4" w:uiPriority="64"/>
-    <w:lsdException w:name="Medium List 1 Accent 4" w:uiPriority="65"/>
-    <w:lsdException w:name="Medium List 2 Accent 4" w:uiPriority="66"/>
-    <w:lsdException w:name="Medium Grid 1 Accent 4" w:uiPriority="67"/>
-    <w:lsdException w:name="Medium Grid 2 Accent 4" w:uiPriority="68"/>
-    <w:lsdException w:name="Medium Grid 3 Accent 4" w:uiPriority="69"/>
-    <w:lsdException w:name="Dark List Accent 4" w:uiPriority="70"/>
-    <w:lsdException w:name="Colorful Shading Accent 4" w:uiPriority="71"/>
-    <w:lsdException w:name="Colorful List Accent 4" w:uiPriority="72"/>
-    <w:lsdException w:name="Colorful Grid Accent 4" w:uiPriority="73"/>
-    <w:lsdException w:name="Light Shading Accent 5" w:uiPriority="60"/>
-    <w:lsdException w:name="Light List Accent 5" w:uiPriority="61"/>
-    <w:lsdException w:name="Light Grid Accent 5" w:uiPriority="62"/>
-    <w:lsdException w:name="Medium Shading 1 Accent 5" w:uiPriority="63"/>
-    <w:lsdException w:name="Medium Shading 2 Accent 5" w:uiPriority="64"/>
-    <w:lsdException w:name="Medium List 1 Accent 5" w:uiPriority="65"/>
-    <w:lsdException w:name="Medium List 2 Accent 5" w:uiPriority="66"/>
-    <w:lsdException w:name="Medium Grid 1 Accent 5" w:uiPriority="67"/>
-    <w:lsdException w:name="Medium Grid 2 Accent 5" w:uiPriority="68"/>
-    <w:lsdException w:name="Medium Grid 3 Accent 5" w:uiPriority="69"/>
-    <w:lsdException w:name="Dark List Accent 5" w:uiPriority="70"/>
-    <w:lsdException w:name="Colorful Shading Accent 5" w:uiPriority="71"/>
-    <w:lsdException w:name="Colorful List Accent 5" w:uiPriority="72"/>
-    <w:lsdException w:name="Colorful Grid Accent 5" w:uiPriority="73"/>
-    <w:lsdException w:name="Light Shading Accent 6" w:uiPriority="60"/>
-    <w:lsdException w:name="Light List Accent 6" w:uiPriority="61"/>
-    <w:lsdException w:name="Light Grid Accent 6" w:uiPriority="62"/>
-    <w:lsdException w:name="Medium Shading 1 Accent 6" w:uiPriority="63"/>
-    <w:lsdException w:name="Medium Shading 2 Accent 6" w:uiPriority="64"/>
-    <w:lsdException w:name="Medium List 1 Accent 6" w:uiPriority="65"/>
-    <w:lsdException w:name="Medium List 2 Accent 6" w:uiPriority="66"/>
-    <w:lsdException w:name="Medium Grid 1 Accent 6" w:uiPriority="67"/>
-    <w:lsdException w:name="Medium Grid 2 Accent 6" w:uiPriority="68"/>
-    <w:lsdException w:name="Medium Grid 3 Accent 6" w:uiPriority="69"/>
-    <w:lsdException w:name="Dark List Accent 6" w:uiPriority="70"/>
-    <w:lsdException w:name="Colorful Shading Accent 6" w:uiPriority="71"/>
-    <w:lsdException w:name="Colorful List Accent 6" w:uiPriority="72"/>
-    <w:lsdException w:name="Colorful Grid Accent 6" w:uiPriority="73"/>
-    <w:lsdException w:name="Subtle Emphasis" w:uiPriority="19" w:qFormat="1"/>
-    <w:lsdException w:name="Intense Emphasis" w:uiPriority="21" w:qFormat="1"/>
-    <w:lsdException w:name="Subtle Reference" w:uiPriority="31" w:qFormat="1"/>
-    <w:lsdException w:name="Intense Reference" w:uiPriority="32" w:qFormat="1"/>
-    <w:lsdException w:name="Book Title" w:uiPriority="33" w:qFormat="1"/>
-    <w:lsdException w:name="Bibliography" w:semiHidden="1" w:uiPriority="37" w:unhideWhenUsed="1"/>
-    <w:lsdException w:name="TOC Heading" w:semiHidden="1" w:uiPriority="39" w:unhideWhenUsed="1" w:qFormat="1"/>
-    <w:lsdException w:name="Plain Table 1" w:uiPriority="41"/>
-    <w:lsdException w:name="Plain Table 2" w:uiPriority="42"/>
-    <w:lsdException w:name="Plain Table 3" w:uiPriority="43"/>
-    <w:lsdException w:name="Plain Table 4" w:uiPriority="44"/>
-    <w:lsdException w:name="Plain Table 5" w:uiPriority="45"/>
-    <w:lsdException w:name="Grid Table Light" w:uiPriority="40"/>
-    <w:lsdException w:name="Grid Table 1 Light" w:uiPriority="46"/>
-    <w:lsdException w:name="Grid Table 2" w:uiPriority="47"/>
-    <w:lsdException w:name="Grid Table 3" w:uiPriority="48"/>
-    <w:lsdException w:name="Grid Table 4" w:uiPriority="49"/>
-    <w:lsdException w:name="Grid Table 5 Dark" w:uiPriority="50"/>
-    <w:lsdException w:name="Grid Table 6 Colorful" w:uiPriority="51"/>
-    <w:lsdException w:name="Grid Table 7 Colorful" w:uiPriority="52"/>
-    <w:lsdException w:name="Grid Table 1 Light Accent 1" w:uiPriority="46"/>
-    <w:lsdException w:name="Grid Table 2 Accent 1" w:uiPriority="47"/>
-    <w:lsdException w:name="Grid Table 3 Accent 1" w:uiPriority="48"/>
-    <w:lsdException w:name="Grid Table 4 Accent 1" w:uiPriority="49"/>
-    <w:lsdException w:name="Grid Table 5 Dark Accent 1" w:uiPriority="50"/>
-    <w:lsdException w:name="Grid Table 6 Colorful Accent 1" w:uiPriority="51"/>
-    <w:lsdException w:name="Grid Table 7 Colorful Accent 1" w:uiPriority="52"/>
-    <w:lsdException w:name="Grid Table 1 Light Accent 2" w:uiPriority="46"/>
-    <w:lsdException w:name="Grid Table 2 Accent 2" w:uiPriority="47"/>
-    <w:lsdException w:name="Grid Table 3 Accent 2" w:uiPriority="48"/>
-    <w:lsdException w:name="Grid Table 4 Accent 2" w:uiPriority="49"/>
-    <w:lsdException w:name="Grid Table 5 Dark Accent 2" w:uiPriority="50"/>
-    <w:lsdException w:name="Grid Table 6 Colorful Accent 2" w:uiPriority="51"/>
-    <w:lsdException w:name="Grid Table 7 Colorful Accent 2" w:uiPriority="52"/>
-    <w:lsdException w:name="Grid Table 1 Light Accent 3" w:uiPriority="46"/>
-    <w:lsdException w:name="Grid Table 2 Accent 3" w:uiPriority="47"/>
-    <w:lsdException w:name="Grid Table 3 Accent 3" w:uiPriority="48"/>
-    <w:lsdException w:name="Grid Table 4 Accent 3" w:uiPriority="49"/>
-    <w:lsdException w:name="Grid Table 5 Dark Accent 3" w:uiPriority="50"/>
-    <w:lsdException w:name="Grid Table 6 Colorful Accent 3" w:uiPriority="51"/>
-    <w:lsdException w:name="Grid Table 7 Colorful Accent 3" w:uiPriority="52"/>
-    <w:lsdException w:name="Grid Table 1 Light Accent 4" w:uiPriority="46"/>
-    <w:lsdException w:name="Grid Table 2 Accent 4" w:uiPriority="47"/>
-    <w:lsdException w:name="Grid Table 3 Accent 4" w:uiPriority="48"/>
-    <w:lsdException w:name="Grid Table 4 Accent 4" w:uiPriority="49"/>
-    <w:lsdException w:name="Grid Table 5 Dark Accent 4" w:uiPriority="50"/>
-    <w:lsdException w:name="Grid Table 6 Colorful Accent 4" w:uiPriority="51"/>
-    <w:lsdException w:name="Grid Table 7 Colorful Accent 4" w:uiPriority="52"/>
-    <w:lsdException w:name="Grid Table 1 Light Accent 5" w:uiPriority="46"/>
-    <w:lsdException w:name="Grid Table 2 Accent 5" w:uiPriority="47"/>
-    <w:lsdException w:name="Grid Table 3 Accent 5" w:uiPriority="48"/>
-    <w:lsdException w:name="Grid Table 4 Accent 5" w:uiPriority="49"/>
-    <w:lsdException w:name="Grid Table 5 Dark Accent 5" w:uiPriority="50"/>
-    <w:lsdException w:name="Grid Table 6 Colorful Accent 5" w:uiPriority="51"/>
-    <w:lsdException w:name="Grid Table 7 Colorful Accent 5" w:uiPriority="52"/>
-    <w:lsdException w:name="Grid Table 1 Light Accent 6" w:uiPriority="46"/>
-    <w:lsdException w:name="Grid Table 2 Accent 6" w:uiPriority="47"/>
-    <w:lsdException w:name="Grid Table 3 Accent 6" w:uiPriority="48"/>
-    <w:lsdException w:name="Grid Table 4 Accent 6" w:uiPriority="49"/>
-    <w:lsdException w:name="Grid Table 5 Dark Accent 6" w:uiPriority="50"/>
-    <w:lsdException w:name="Grid Table 6 Colorful Accent 6" w:uiPriority="51"/>
-    <w:lsdException w:name="Grid Table 7 Colorful Accent 6" w:uiPriority="52"/>
-    <w:lsdException w:name="List Table 1 Light" w:uiPriority="46"/>
-    <w:lsdException w:name="List Table 2" w:uiPriority="47"/>
-    <w:lsdException w:name="List Table 3" w:uiPriority="48"/>
-    <w:lsdException w:name="List Table 4" w:uiPriority="49"/>
-    <w:lsdException w:name="List Table 5 Dark" w:uiPriority="50"/>
-    <w:lsdException w:name="List Table 6 Colorful" w:uiPriority="51"/>
-    <w:lsdException w:name="List Table 7 Colorful" w:uiPriority="52"/>
-    <w:lsdException w:name="List Table 1 Light Accent 1" w:uiPriority="46"/>
-    <w:lsdException w:name="List Table 2 Accent 1" w:uiPriority="47"/>
-    <w:lsdException w:name="List Table 3 Accent 1" w:uiPriority="48"/>
-    <w:lsdException w:name="List Table 4 Accent 1" w:uiPriority="49"/>
-    <w:lsdException w:name="List Table 5 Dark Accent 1" w:uiPriority="50"/>
-    <w:lsdException w:name="List Table 6 Colorful Accent 1" w:uiPriority="51"/>
-    <w:lsdException w:name="List Table 7 Colorful Accent 1" w:uiPriority="52"/>
-    <w:lsdException w:name="List Table 1 Light Accent 2" w:uiPriority="46"/>
-    <w:lsdException w:name="List Table 2 Accent 2" w:uiPriority="47"/>
-    <w:lsdException w:name="List Table 3 Accent 2" w:uiPriority="48"/>
-    <w:lsdException w:name="List Table 4 Accent 2" w:uiPriority="49"/>
-    <w:lsdException w:name="List Table 5 Dark Accent 2" w:uiPriority="50"/>
-    <w:lsdException w:name="List Table 6 Colorful Accent 2" w:uiPriority="51"/>
-    <w:lsdException w:name="List Table 7 Colorful Accent 2" w:uiPriority="52"/>
-    <w:lsdException w:name="List Table 1 Light Accent 3" w:uiPriority="46"/>
-    <w:lsdException w:name="List Table 2 Accent 3" w:uiPriority="47"/>
-    <w:lsdException w:name="List Table 3 Accent 3" w:uiPriority="48"/>
-    <w:lsdException w:name="List Table 4 Accent 3" w:uiPriority="49"/>
-    <w:lsdException w:name="List Table 5 Dark Accent 3" w:uiPriority="50"/>
-    <w:lsdException w:name="List Table 6 Colorful Accent 3" w:uiPriority="51"/>
-    <w:lsdException w:name="List Table 7 Colorful Accent 3" w:uiPriority="52"/>
-    <w:lsdException w:name="List Table 1 Light Accent 4" w:uiPriority="46"/>
-    <w:lsdException w:name="List Table 2 Accent 4" w:uiPriority="47"/>
-    <w:lsdException w:name="List Table 3 Accent 4" w:uiPriority="48"/>
-    <w:lsdException w:name="List Table 4 Accent 4" w:uiPriority="49"/>
-    <w:lsdException w:name="List Table 5 Dark Accent 4" w:uiPriority="50"/>
-    <w:lsdException w:name="List Table 6 Colorful Accent 4" w:uiPriority="51"/>
-    <w:lsdException w:name="List Table 7 Colorful Accent 4" w:uiPriority="52"/>
-    <w:lsdException w:name="List Table 1 Light Accent 5" w:uiPriority="46"/>
-    <w:lsdException w:name="List Table 2 Accent 5" w:uiPriority="47"/>
-    <w:lsdException w:name="List Table 3 Accent 5" w:uiPriority="48"/>
-    <w:lsdException w:name="List Table 4 Accent 5" w:uiPriority="49"/>
-    <w:lsdException w:name="List Table 5 Dark Accent 5" w:uiPriority="50"/>
-    <w:lsdException w:name="List Table 6 Colorful Accent 5" w:uiPriority="51"/>
-    <w:lsdException w:name="List Table 7 Colorful Accent 5" w:uiPriority="52"/>
-    <w:lsdException w:name="List Table 1 Light Accent 6" w:uiPriority="46"/>
-    <w:lsdException w:name="List Table 2 Accent 6" w:uiPriority="47"/>
-    <w:lsdException w:name="List Table 3 Accent 6" w:uiPriority="48"/>
-    <w:lsdException w:name="List Table 4 Accent 6" w:uiPriority="49"/>
-    <w:lsdException w:name="List Table 5 Dark Accent 6" w:uiPriority="50"/>
-    <w:lsdException w:name="List Table 6 Colorful Accent 6" w:uiPriority="51"/>
-    <w:lsdException w:name="List Table 7 Colorful Accent 6" w:uiPriority="52"/>
-    <w:lsdException w:name="Mention" w:semiHidden="1" w:unhideWhenUsed="1"/>
-    <w:lsdException w:name="Smart Hyperlink" w:semiHidden="1" w:unhideWhenUsed="1"/>
-    <w:lsdException w:name="Hashtag" w:semiHidden="1" w:unhideWhenUsed="1"/>
-    <w:lsdException w:name="Unresolved Mention" w:semiHidden="1" w:unhideWhenUsed="1"/>
-    <w:lsdException w:name="Smart Link" w:semiHidden="1" w:unhideWhenUsed="1"/>
+  <w:latentStyles w:defLockedState="0" w:defUIPriority="99" w:defSemiHidden="1" w:defUnhideWhenUsed="1" w:defQFormat="0" w:count="267">
+    <w:lsdException w:name="Normal" w:semiHidden="0" w:uiPriority="0" w:unhideWhenUsed="0" w:qFormat="1"/>
+    <w:lsdException w:name="heading 1" w:semiHidden="0" w:uiPriority="9" w:unhideWhenUsed="0" w:qFormat="1"/>
+    <w:lsdException w:name="heading 2" w:uiPriority="9" w:qFormat="1"/>
+    <w:lsdException w:name="heading 3" w:uiPriority="9" w:qFormat="1"/>
+    <w:lsdException w:name="heading 4" w:uiPriority="9" w:qFormat="1"/>
+    <w:lsdException w:name="heading 5" w:uiPriority="9" w:qFormat="1"/>
+    <w:lsdException w:name="heading 6" w:uiPriority="9" w:qFormat="1"/>
+    <w:lsdException w:name="heading 7" w:uiPriority="9" w:qFormat="1"/>
+    <w:lsdException w:name="heading 8" w:uiPriority="9" w:qFormat="1"/>
+    <w:lsdException w:name="heading 9" w:uiPriority="9" w:qFormat="1"/>
+    <w:lsdException w:name="toc 1" w:uiPriority="39"/>
+    <w:lsdException w:name="toc 2" w:uiPriority="39"/>
+    <w:lsdException w:name="toc 3" w:uiPriority="39"/>
+    <w:lsdException w:name="toc 4" w:uiPriority="39"/>
+    <w:lsdException w:name="toc 5" w:uiPriority="39"/>
+    <w:lsdException w:name="toc 6" w:uiPriority="39"/>
+    <w:lsdException w:name="toc 7" w:uiPriority="39"/>
+    <w:lsdException w:name="toc 8" w:uiPriority="39"/>
+    <w:lsdException w:name="toc 9" w:uiPriority="39"/>
+    <w:lsdException w:name="caption" w:uiPriority="35" w:qFormat="1"/>
+    <w:lsdException w:name="Title" w:semiHidden="0" w:uiPriority="10" w:unhideWhenUsed="0" w:qFormat="1"/>
+    <w:lsdException w:name="Default Paragraph Font" w:uiPriority="1"/>
+    <w:lsdException w:name="Subtitle" w:semiHidden="0" w:uiPriority="11" w:unhideWhenUsed="0" w:qFormat="1"/>
+    <w:lsdException w:name="Strong" w:semiHidden="0" w:uiPriority="22" w:unhideWhenUsed="0" w:qFormat="1"/>
+    <w:lsdException w:name="Emphasis" w:semiHidden="0" w:uiPriority="20" w:unhideWhenUsed="0" w:qFormat="1"/>
+    <w:lsdException w:name="Table Grid" w:semiHidden="0" w:uiPriority="59" w:unhideWhenUsed="0"/>
+    <w:lsdException w:name="Placeholder Text" w:unhideWhenUsed="0"/>
+    <w:lsdException w:name="No Spacing" w:semiHidden="0" w:uiPriority="1" w:unhideWhenUsed="0" w:qFormat="1"/>
+    <w:lsdException w:name="Light Shading" w:semiHidden="0" w:uiPriority="60" w:unhideWhenUsed="0"/>
+    <w:lsdException w:name="Light List" w:semiHidden="0" w:uiPriority="61" w:unhideWhenUsed="0"/>
+    <w:lsdException w:name="Light Grid" w:semiHidden="0" w:uiPriority="62" w:unhideWhenUsed="0"/>
+    <w:lsdException w:name="Medium Shading 1" w:semiHidden="0" w:uiPriority="63" w:unhideWhenUsed="0"/>
+    <w:lsdException w:name="Medium Shading 2" w:semiHidden="0" w:uiPriority="64" w:unhideWhenUsed="0"/>
+    <w:lsdException w:name="Medium List 1" w:semiHidden="0" w:uiPriority="65" w:unhideWhenUsed="0"/>
+    <w:lsdException w:name="Medium List 2" w:semiHidden="0" w:uiPriority="66" w:unhideWhenUsed="0"/>
+    <w:lsdException w:name="Medium Grid 1" w:semiHidden="0" w:uiPriority="67" w:unhideWhenUsed="0"/>
+    <w:lsdException w:name="Medium Grid 2" w:semiHidden="0" w:uiPriority="68" w:unhideWhenUsed="0"/>
+    <w:lsdException w:name="Medium Grid 3" w:semiHidden="0" w:uiPriority="69" w:unhideWhenUsed="0"/>
+    <w:lsdException w:name="Dark List" w:semiHidden="0" w:uiPriority="70" w:unhideWhenUsed="0"/>
+    <w:lsdException w:name="Colorful Shading" w:semiHidden="0" w:uiPriority="71" w:unhideWhenUsed="0"/>
+    <w:lsdException w:name="Colorful List" w:semiHidden="0" w:uiPriority="72" w:unhideWhenUsed="0"/>
+    <w:lsdException w:name="Colorful Grid" w:semiHidden="0" w:uiPriority="73" w:unhideWhenUsed="0"/>
+    <w:lsdException w:name="Light Shading Accent 1" w:semiHidden="0" w:uiPriority="60" w:unhideWhenUsed="0"/>
+    <w:lsdException w:name="Light List Accent 1" w:semiHidden="0" w:uiPriority="61" w:unhideWhenUsed="0"/>
+    <w:lsdException w:name="Light Grid Accent 1" w:semiHidden="0" w:uiPriority="62" w:unhideWhenUsed="0"/>
+    <w:lsdException w:name="Medium Shading 1 Accent 1" w:semiHidden="0" w:uiPriority="63" w:unhideWhenUsed="0"/>
+    <w:lsdException w:name="Medium Shading 2 Accent 1" w:semiHidden="0" w:uiPriority="64" w:unhideWhenUsed="0"/>
+    <w:lsdException w:name="Medium List 1 Accent 1" w:semiHidden="0" w:uiPriority="65" w:unhideWhenUsed="0"/>
+    <w:lsdException w:name="Revision" w:unhideWhenUsed="0"/>
+    <w:lsdException w:name="List Paragraph" w:semiHidden="0" w:uiPriority="34" w:unhideWhenUsed="0" w:qFormat="1"/>
+    <w:lsdException w:name="Quote" w:semiHidden="0" w:uiPriority="29" w:unhideWhenUsed="0" w:qFormat="1"/>
+    <w:lsdException w:name="Intense Quote" w:semiHidden="0" w:uiPriority="30" w:unhideWhenUsed="0" w:qFormat="1"/>
+    <w:lsdException w:name="Medium List 2 Accent 1" w:semiHidden="0" w:uiPriority="66" w:unhideWhenUsed="0"/>
+    <w:lsdException w:name="Medium Grid 1 Accent 1" w:semiHidden="0" w:uiPriority="67" w:unhideWhenUsed="0"/>
+    <w:lsdException w:name="Medium Grid 2 Accent 1" w:semiHidden="0" w:uiPriority="68" w:unhideWhenUsed="0"/>
+    <w:lsdException w:name="Medium Grid 3 Accent 1" w:semiHidden="0" w:uiPriority="69" w:unhideWhenUsed="0"/>
+    <w:lsdException w:name="Dark List Accent 1" w:semiHidden="0" w:uiPriority="70" w:unhideWhenUsed="0"/>
+    <w:lsdException w:name="Colorful Shading Accent 1" w:semiHidden="0" w:uiPriority="71" w:unhideWhenUsed="0"/>
+    <w:lsdException w:name="Colorful List Accent 1" w:semiHidden="0" w:uiPriority="72" w:unhideWhenUsed="0"/>
+    <w:lsdException w:name="Colorful Grid Accent 1" w:semiHidden="0" w:uiPriority="73" w:unhideWhenUsed="0"/>
+    <w:lsdException w:name="Light Shading Accent 2" w:semiHidden="0" w:uiPriority="60" w:unhideWhenUsed="0"/>
+    <w:lsdException w:name="Light List Accent 2" w:semiHidden="0" w:uiPriority="61" w:unhideWhenUsed="0"/>
+    <w:lsdException w:name="Light Grid Accent 2" w:semiHidden="0" w:uiPriority="62" w:unhideWhenUsed="0"/>
+    <w:lsdException w:name="Medium Shading 1 Accent 2" w:semiHidden="0" w:uiPriority="63" w:unhideWhenUsed="0"/>
+    <w:lsdException w:name="Medium Shading 2 Accent 2" w:semiHidden="0" w:uiPriority="64" w:unhideWhenUsed="0"/>
+    <w:lsdException w:name="Medium List 1 Accent 2" w:semiHidden="0" w:uiPriority="65" w:unhideWhenUsed="0"/>
+    <w:lsdException w:name="Medium List 2 Accent 2" w:semiHidden="0" w:uiPriority="66" w:unhideWhenUsed="0"/>
+    <w:lsdException w:name="Medium Grid 1 Accent 2" w:semiHidden="0" w:uiPriority="67" w:unhideWhenUsed="0"/>
+    <w:lsdException w:name="Medium Grid 2 Accent 2" w:semiHidden="0" w:uiPriority="68" w:unhideWhenUsed="0"/>
+    <w:lsdException w:name="Medium Grid 3 Accent 2" w:semiHidden="0" w:uiPriority="69" w:unhideWhenUsed="0"/>
+    <w:lsdException w:name="Dark List Accent 2" w:semiHidden="0" w:uiPriority="70" w:unhideWhenUsed="0"/>
+    <w:lsdException w:name="Colorful Shading Accent 2" w:semiHidden="0" w:uiPriority="71" w:unhideWhenUsed="0"/>
+    <w:lsdException w:name="Colorful List Accent 2" w:semiHidden="0" w:uiPriority="72" w:unhideWhenUsed="0"/>
+    <w:lsdException w:name="Colorful Grid Accent 2" w:semiHidden="0" w:uiPriority="73" w:unhideWhenUsed="0"/>
+    <w:lsdException w:name="Light Shading Accent 3" w:semiHidden="0" w:uiPriority="60" w:unhideWhenUsed="0"/>
+    <w:lsdException w:name="Light List Accent 3" w:semiHidden="0" w:uiPriority="61" w:unhideWhenUsed="0"/>
+    <w:lsdException w:name="Light Grid Accent 3" w:semiHidden="0" w:uiPriority="62" w:unhideWhenUsed="0"/>
+    <w:lsdException w:name="Medium Shading 1 Accent 3" w:semiHidden="0" w:uiPriority="63" w:unhideWhenUsed="0"/>
+    <w:lsdException w:name="Medium Shading 2 Accent 3" w:semiHidden="0" w:uiPriority="64" w:unhideWhenUsed="0"/>
+    <w:lsdException w:name="Medium List 1 Accent 3" w:semiHidden="0" w:uiPriority="65" w:unhideWhenUsed="0"/>
+    <w:lsdException w:name="Medium List 2 Accent 3" w:semiHidden="0" w:uiPriority="66" w:unhideWhenUsed="0"/>
+    <w:lsdException w:name="Medium Grid 1 Accent 3" w:semiHidden="0" w:uiPriority="67" w:unhideWhenUsed="0"/>
+    <w:lsdException w:name="Medium Grid 2 Accent 3" w:semiHidden="0" w:uiPriority="68" w:unhideWhenUsed="0"/>
+    <w:lsdException w:name="Medium Grid 3 Accent 3" w:semiHidden="0" w:uiPriority="69" w:unhideWhenUsed="0"/>
+    <w:lsdException w:name="Dark List Accent 3" w:semiHidden="0" w:uiPriority="70" w:unhideWhenUsed="0"/>
+    <w:lsdException w:name="Colorful Shading Accent 3" w:semiHidden="0" w:uiPriority="71" w:unhideWhenUsed="0"/>
+    <w:lsdException w:name="Colorful List Accent 3" w:semiHidden="0" w:uiPriority="72" w:unhideWhenUsed="0"/>
+    <w:lsdException w:name="Colorful Grid Accent 3" w:semiHidden="0" w:uiPriority="73" w:unhideWhenUsed="0"/>
+    <w:lsdException w:name="Light Shading Accent 4" w:semiHidden="0" w:uiPriority="60" w:unhideWhenUsed="0"/>
+    <w:lsdException w:name="Light List Accent 4" w:semiHidden="0" w:uiPriority="61" w:unhideWhenUsed="0"/>
+    <w:lsdException w:name="Light Grid Accent 4" w:semiHidden="0" w:uiPriority="62" w:unhideWhenUsed="0"/>
+    <w:lsdException w:name="Medium Shading 1 Accent 4" w:semiHidden="0" w:uiPriority="63" w:unhideWhenUsed="0"/>
+    <w:lsdException w:name="Medium Shading 2 Accent 4" w:semiHidden="0" w:uiPriority="64" w:unhideWhenUsed="0"/>
+    <w:lsdException w:name="Medium List 1 Accent 4" w:semiHidden="0" w:uiPriority="65" w:unhideWhenUsed="0"/>
+    <w:lsdException w:name="Medium List 2 Accent 4" w:semiHidden="0" w:uiPriority="66" w:unhideWhenUsed="0"/>
+    <w:lsdException w:name="Medium Grid 1 Accent 4" w:semiHidden="0" w:uiPriority="67" w:unhideWhenUsed="0"/>
+    <w:lsdException w:name="Medium Grid 2 Accent 4" w:semiHidden="0" w:uiPriority="68" w:unhideWhenUsed="0"/>
+    <w:lsdException w:name="Medium Grid 3 Accent 4" w:semiHidden="0" w:uiPriority="69" w:unhideWhenUsed="0"/>
+    <w:lsdException w:name="Dark List Accent 4" w:semiHidden="0" w:uiPriority="70" w:unhideWhenUsed="0"/>
+    <w:lsdException w:name="Colorful Shading Accent 4" w:semiHidden="0" w:uiPriority="71" w:unhideWhenUsed="0"/>
+    <w:lsdException w:name="Colorful List Accent 4" w:semiHidden="0" w:uiPriority="72" w:unhideWhenUsed="0"/>
+    <w:lsdException w:name="Colorful Grid Accent 4" w:semiHidden="0" w:uiPriority="73" w:unhideWhenUsed="0"/>
+    <w:lsdException w:name="Light Shading Accent 5" w:semiHidden="0" w:uiPriority="60" w:unhideWhenUsed="0"/>
+    <w:lsdException w:name="Light List Accent 5" w:semiHidden="0" w:uiPriority="61" w:unhideWhenUsed="0"/>
+    <w:lsdException w:name="Light Grid Accent 5" w:semiHidden="0" w:uiPriority="62" w:unhideWhenUsed="0"/>
+    <w:lsdException w:name="Medium Shading 1 Accent 5" w:semiHidden="0" w:uiPriority="63" w:unhideWhenUsed="0"/>
+    <w:lsdException w:name="Medium Shading 2 Accent 5" w:semiHidden="0" w:uiPriority="64" w:unhideWhenUsed="0"/>
+    <w:lsdException w:name="Medium List 1 Accent 5" w:semiHidden="0" w:uiPriority="65" w:unhideWhenUsed="0"/>
+    <w:lsdException w:name="Medium List 2 Accent 5" w:semiHidden="0" w:uiPriority="66" w:unhideWhenUsed="0"/>
+    <w:lsdException w:name="Medium Grid 1 Accent 5" w:semiHidden="0" w:uiPriority="67" w:unhideWhenUsed="0"/>
+    <w:lsdException w:name="Medium Grid 2 Accent 5" w:semiHidden="0" w:uiPriority="68" w:unhideWhenUsed="0"/>
+    <w:lsdException w:name="Medium Grid 3 Accent 5" w:semiHidden="0" w:uiPriority="69" w:unhideWhenUsed="0"/>
+    <w:lsdException w:name="Dark List Accent 5" w:semiHidden="0" w:uiPriority="70" w:unhideWhenUsed="0"/>
+    <w:lsdException w:name="Colorful Shading Accent 5" w:semiHidden="0" w:uiPriority="71" w:unhideWhenUsed="0"/>
+    <w:lsdException w:name="Colorful List Accent 5" w:semiHidden="0" w:uiPriority="72" w:unhideWhenUsed="0"/>
+    <w:lsdException w:name="Colorful Grid Accent 5" w:semiHidden="0" w:uiPriority="73" w:unhideWhenUsed="0"/>
+    <w:lsdException w:name="Light Shading Accent 6" w:semiHidden="0" w:uiPriority="60" w:unhideWhenUsed="0"/>
+    <w:lsdException w:name="Light List Accent 6" w:semiHidden="0" w:uiPriority="61" w:unhideWhenUsed="0"/>
+    <w:lsdException w:name="Light Grid Accent 6" w:semiHidden="0" w:uiPriority="62" w:unhideWhenUsed="0"/>
+    <w:lsdException w:name="Medium Shading 1 Accent 6" w:semiHidden="0" w:uiPriority="63" w:unhideWhenUsed="0"/>
+    <w:lsdException w:name="Medium Shading 2 Accent 6" w:semiHidden="0" w:uiPriority="64" w:unhideWhenUsed="0"/>
+    <w:lsdException w:name="Medium List 1 Accent 6" w:semiHidden="0" w:uiPriority="65" w:unhideWhenUsed="0"/>
+    <w:lsdException w:name="Medium List 2 Accent 6" w:semiHidden="0" w:uiPriority="66" w:unhideWhenUsed="0"/>
+    <w:lsdException w:name="Medium Grid 1 Accent 6" w:semiHidden="0" w:uiPriority="67" w:unhideWhenUsed="0"/>
+    <w:lsdException w:name="Medium Grid 2 Accent 6" w:semiHidden="0" w:uiPriority="68" w:unhideWhenUsed="0"/>
+    <w:lsdException w:name="Medium Grid 3 Accent 6" w:semiHidden="0" w:uiPriority="69" w:unhideWhenUsed="0"/>
+    <w:lsdException w:name="Dark List Accent 6" w:semiHidden="0" w:uiPriority="70" w:unhideWhenUsed="0"/>
+    <w:lsdException w:name="Colorful Shading Accent 6" w:semiHidden="0" w:uiPriority="71" w:unhideWhenUsed="0"/>
+    <w:lsdException w:name="Colorful List Accent 6" w:semiHidden="0" w:uiPriority="72" w:unhideWhenUsed="0"/>
+    <w:lsdException w:name="Colorful Grid Accent 6" w:semiHidden="0" w:uiPriority="73" w:unhideWhenUsed="0"/>
+    <w:lsdException w:name="Subtle Emphasis" w:semiHidden="0" w:uiPriority="19" w:unhideWhenUsed="0" w:qFormat="1"/>
+    <w:lsdException w:name="Intense Emphasis" w:semiHidden="0" w:uiPriority="21" w:unhideWhenUsed="0" w:qFormat="1"/>
+    <w:lsdException w:name="Subtle Reference" w:semiHidden="0" w:uiPriority="31" w:unhideWhenUsed="0" w:qFormat="1"/>
+    <w:lsdException w:name="Intense Reference" w:semiHidden="0" w:uiPriority="32" w:unhideWhenUsed="0" w:qFormat="1"/>
+    <w:lsdException w:name="Book Title" w:semiHidden="0" w:uiPriority="33" w:unhideWhenUsed="0" w:qFormat="1"/>
+    <w:lsdException w:name="Bibliography" w:uiPriority="37"/>
+    <w:lsdException w:name="TOC Heading" w:uiPriority="39" w:qFormat="1"/>
   </w:latentStyles>
   <w:style w:type="paragraph" w:default="1" w:styleId="Normal">
     <w:name w:val="Normal"/>
@@ -6528,6 +6564,746 @@
       <w:spacing w:after="0" w:line="240" w:lineRule="auto"/>
     </w:pPr>
   </w:style>
+  <w:style w:type="character" w:styleId="Strong">
+    <w:name w:val="Strong"/>
+    <w:basedOn w:val="DefaultParagraphFont"/>
+    <w:uiPriority w:val="22"/>
+    <w:qFormat/>
+    <w:rsid w:val="00602E83"/>
+    <w:rPr>
+      <w:b/>
+      <w:bCs/>
+    </w:rPr>
+  </w:style>
+  <w:style w:type="paragraph" w:styleId="NormalWeb">
+    <w:name w:val="Normal (Web)"/>
+    <w:basedOn w:val="Normal"/>
+    <w:uiPriority w:val="99"/>
+    <w:unhideWhenUsed/>
+    <w:rsid w:val="00602E83"/>
+    <w:pPr>
+      <w:spacing w:before="100" w:beforeAutospacing="1" w:after="100" w:afterAutospacing="1" w:line="240" w:lineRule="auto"/>
+    </w:pPr>
+    <w:rPr>
+      <w:rFonts w:ascii="Times New Roman" w:eastAsia="Times New Roman" w:hAnsi="Times New Roman" w:cs="Times New Roman"/>
+      <w:sz w:val="24"/>
+      <w:szCs w:val="24"/>
+      <w:lang w:eastAsia="en-IN"/>
+    </w:rPr>
+  </w:style>
+</w:styles>
+</file>
+
+<file path=word/stylesWithEffects.xml><?xml version="1.0" encoding="utf-8"?>
+<w:styles xmlns:wpc="http://schemas.microsoft.com/office/word/2010/wordprocessingCanvas" xmlns:mc="http://schemas.openxmlformats.org/markup-compatibility/2006" xmlns:o="urn:schemas-microsoft-com:office:office" xmlns:r="http://schemas.openxmlformats.org/officeDocument/2006/relationships" xmlns:m="http://schemas.openxmlformats.org/officeDocument/2006/math" xmlns:v="urn:schemas-microsoft-com:vml" xmlns:wp14="http://schemas.microsoft.com/office/word/2010/wordprocessingDrawing" xmlns:wp="http://schemas.openxmlformats.org/drawingml/2006/wordprocessingDrawing" xmlns:w10="urn:schemas-microsoft-com:office:word" xmlns:w="http://schemas.openxmlformats.org/wordprocessingml/2006/main" xmlns:w14="http://schemas.microsoft.com/office/word/2010/wordml" xmlns:wpg="http://schemas.microsoft.com/office/word/2010/wordprocessingGroup" xmlns:wpi="http://schemas.microsoft.com/office/word/2010/wordprocessingInk" xmlns:wne="http://schemas.microsoft.com/office/word/2006/wordml" xmlns:wps="http://schemas.microsoft.com/office/word/2010/wordprocessingShape" mc:Ignorable="w14 wp14">
+  <w:docDefaults>
+    <w:rPrDefault>
+      <w:rPr>
+        <w:rFonts w:asciiTheme="minorHAnsi" w:eastAsiaTheme="minorHAnsi" w:hAnsiTheme="minorHAnsi" w:cstheme="minorBidi"/>
+        <w:sz w:val="22"/>
+        <w:szCs w:val="22"/>
+        <w:lang w:val="en-IN" w:eastAsia="en-US" w:bidi="ar-SA"/>
+      </w:rPr>
+    </w:rPrDefault>
+    <w:pPrDefault>
+      <w:pPr>
+        <w:spacing w:after="200" w:line="276" w:lineRule="auto"/>
+      </w:pPr>
+    </w:pPrDefault>
+  </w:docDefaults>
+  <w:latentStyles w:defLockedState="0" w:defUIPriority="99" w:defSemiHidden="1" w:defUnhideWhenUsed="1" w:defQFormat="0" w:count="267">
+    <w:lsdException w:name="Normal" w:semiHidden="0" w:uiPriority="0" w:unhideWhenUsed="0" w:qFormat="1"/>
+    <w:lsdException w:name="heading 1" w:semiHidden="0" w:uiPriority="9" w:unhideWhenUsed="0" w:qFormat="1"/>
+    <w:lsdException w:name="heading 2" w:uiPriority="9" w:qFormat="1"/>
+    <w:lsdException w:name="heading 3" w:uiPriority="9" w:qFormat="1"/>
+    <w:lsdException w:name="heading 4" w:uiPriority="9" w:qFormat="1"/>
+    <w:lsdException w:name="heading 5" w:uiPriority="9" w:qFormat="1"/>
+    <w:lsdException w:name="heading 6" w:uiPriority="9" w:qFormat="1"/>
+    <w:lsdException w:name="heading 7" w:uiPriority="9" w:qFormat="1"/>
+    <w:lsdException w:name="heading 8" w:uiPriority="9" w:qFormat="1"/>
+    <w:lsdException w:name="heading 9" w:uiPriority="9" w:qFormat="1"/>
+    <w:lsdException w:name="toc 1" w:uiPriority="39"/>
+    <w:lsdException w:name="toc 2" w:uiPriority="39"/>
+    <w:lsdException w:name="toc 3" w:uiPriority="39"/>
+    <w:lsdException w:name="toc 4" w:uiPriority="39"/>
+    <w:lsdException w:name="toc 5" w:uiPriority="39"/>
+    <w:lsdException w:name="toc 6" w:uiPriority="39"/>
+    <w:lsdException w:name="toc 7" w:uiPriority="39"/>
+    <w:lsdException w:name="toc 8" w:uiPriority="39"/>
+    <w:lsdException w:name="toc 9" w:uiPriority="39"/>
+    <w:lsdException w:name="caption" w:uiPriority="35" w:qFormat="1"/>
+    <w:lsdException w:name="Title" w:semiHidden="0" w:uiPriority="10" w:unhideWhenUsed="0" w:qFormat="1"/>
+    <w:lsdException w:name="Default Paragraph Font" w:uiPriority="1"/>
+    <w:lsdException w:name="Subtitle" w:semiHidden="0" w:uiPriority="11" w:unhideWhenUsed="0" w:qFormat="1"/>
+    <w:lsdException w:name="Strong" w:semiHidden="0" w:uiPriority="22" w:unhideWhenUsed="0" w:qFormat="1"/>
+    <w:lsdException w:name="Emphasis" w:semiHidden="0" w:uiPriority="20" w:unhideWhenUsed="0" w:qFormat="1"/>
+    <w:lsdException w:name="Table Grid" w:semiHidden="0" w:uiPriority="59" w:unhideWhenUsed="0"/>
+    <w:lsdException w:name="Placeholder Text" w:unhideWhenUsed="0"/>
+    <w:lsdException w:name="No Spacing" w:semiHidden="0" w:uiPriority="1" w:unhideWhenUsed="0" w:qFormat="1"/>
+    <w:lsdException w:name="Light Shading" w:semiHidden="0" w:uiPriority="60" w:unhideWhenUsed="0"/>
+    <w:lsdException w:name="Light List" w:semiHidden="0" w:uiPriority="61" w:unhideWhenUsed="0"/>
+    <w:lsdException w:name="Light Grid" w:semiHidden="0" w:uiPriority="62" w:unhideWhenUsed="0"/>
+    <w:lsdException w:name="Medium Shading 1" w:semiHidden="0" w:uiPriority="63" w:unhideWhenUsed="0"/>
+    <w:lsdException w:name="Medium Shading 2" w:semiHidden="0" w:uiPriority="64" w:unhideWhenUsed="0"/>
+    <w:lsdException w:name="Medium List 1" w:semiHidden="0" w:uiPriority="65" w:unhideWhenUsed="0"/>
+    <w:lsdException w:name="Medium List 2" w:semiHidden="0" w:uiPriority="66" w:unhideWhenUsed="0"/>
+    <w:lsdException w:name="Medium Grid 1" w:semiHidden="0" w:uiPriority="67" w:unhideWhenUsed="0"/>
+    <w:lsdException w:name="Medium Grid 2" w:semiHidden="0" w:uiPriority="68" w:unhideWhenUsed="0"/>
+    <w:lsdException w:name="Medium Grid 3" w:semiHidden="0" w:uiPriority="69" w:unhideWhenUsed="0"/>
+    <w:lsdException w:name="Dark List" w:semiHidden="0" w:uiPriority="70" w:unhideWhenUsed="0"/>
+    <w:lsdException w:name="Colorful Shading" w:semiHidden="0" w:uiPriority="71" w:unhideWhenUsed="0"/>
+    <w:lsdException w:name="Colorful List" w:semiHidden="0" w:uiPriority="72" w:unhideWhenUsed="0"/>
+    <w:lsdException w:name="Colorful Grid" w:semiHidden="0" w:uiPriority="73" w:unhideWhenUsed="0"/>
+    <w:lsdException w:name="Light Shading Accent 1" w:semiHidden="0" w:uiPriority="60" w:unhideWhenUsed="0"/>
+    <w:lsdException w:name="Light List Accent 1" w:semiHidden="0" w:uiPriority="61" w:unhideWhenUsed="0"/>
+    <w:lsdException w:name="Light Grid Accent 1" w:semiHidden="0" w:uiPriority="62" w:unhideWhenUsed="0"/>
+    <w:lsdException w:name="Medium Shading 1 Accent 1" w:semiHidden="0" w:uiPriority="63" w:unhideWhenUsed="0"/>
+    <w:lsdException w:name="Medium Shading 2 Accent 1" w:semiHidden="0" w:uiPriority="64" w:unhideWhenUsed="0"/>
+    <w:lsdException w:name="Medium List 1 Accent 1" w:semiHidden="0" w:uiPriority="65" w:unhideWhenUsed="0"/>
+    <w:lsdException w:name="Revision" w:unhideWhenUsed="0"/>
+    <w:lsdException w:name="List Paragraph" w:semiHidden="0" w:uiPriority="34" w:unhideWhenUsed="0" w:qFormat="1"/>
+    <w:lsdException w:name="Quote" w:semiHidden="0" w:uiPriority="29" w:unhideWhenUsed="0" w:qFormat="1"/>
+    <w:lsdException w:name="Intense Quote" w:semiHidden="0" w:uiPriority="30" w:unhideWhenUsed="0" w:qFormat="1"/>
+    <w:lsdException w:name="Medium List 2 Accent 1" w:semiHidden="0" w:uiPriority="66" w:unhideWhenUsed="0"/>
+    <w:lsdException w:name="Medium Grid 1 Accent 1" w:semiHidden="0" w:uiPriority="67" w:unhideWhenUsed="0"/>
+    <w:lsdException w:name="Medium Grid 2 Accent 1" w:semiHidden="0" w:uiPriority="68" w:unhideWhenUsed="0"/>
+    <w:lsdException w:name="Medium Grid 3 Accent 1" w:semiHidden="0" w:uiPriority="69" w:unhideWhenUsed="0"/>
+    <w:lsdException w:name="Dark List Accent 1" w:semiHidden="0" w:uiPriority="70" w:unhideWhenUsed="0"/>
+    <w:lsdException w:name="Colorful Shading Accent 1" w:semiHidden="0" w:uiPriority="71" w:unhideWhenUsed="0"/>
+    <w:lsdException w:name="Colorful List Accent 1" w:semiHidden="0" w:uiPriority="72" w:unhideWhenUsed="0"/>
+    <w:lsdException w:name="Colorful Grid Accent 1" w:semiHidden="0" w:uiPriority="73" w:unhideWhenUsed="0"/>
+    <w:lsdException w:name="Light Shading Accent 2" w:semiHidden="0" w:uiPriority="60" w:unhideWhenUsed="0"/>
+    <w:lsdException w:name="Light List Accent 2" w:semiHidden="0" w:uiPriority="61" w:unhideWhenUsed="0"/>
+    <w:lsdException w:name="Light Grid Accent 2" w:semiHidden="0" w:uiPriority="62" w:unhideWhenUsed="0"/>
+    <w:lsdException w:name="Medium Shading 1 Accent 2" w:semiHidden="0" w:uiPriority="63" w:unhideWhenUsed="0"/>
+    <w:lsdException w:name="Medium Shading 2 Accent 2" w:semiHidden="0" w:uiPriority="64" w:unhideWhenUsed="0"/>
+    <w:lsdException w:name="Medium List 1 Accent 2" w:semiHidden="0" w:uiPriority="65" w:unhideWhenUsed="0"/>
+    <w:lsdException w:name="Medium List 2 Accent 2" w:semiHidden="0" w:uiPriority="66" w:unhideWhenUsed="0"/>
+    <w:lsdException w:name="Medium Grid 1 Accent 2" w:semiHidden="0" w:uiPriority="67" w:unhideWhenUsed="0"/>
+    <w:lsdException w:name="Medium Grid 2 Accent 2" w:semiHidden="0" w:uiPriority="68" w:unhideWhenUsed="0"/>
+    <w:lsdException w:name="Medium Grid 3 Accent 2" w:semiHidden="0" w:uiPriority="69" w:unhideWhenUsed="0"/>
+    <w:lsdException w:name="Dark List Accent 2" w:semiHidden="0" w:uiPriority="70" w:unhideWhenUsed="0"/>
+    <w:lsdException w:name="Colorful Shading Accent 2" w:semiHidden="0" w:uiPriority="71" w:unhideWhenUsed="0"/>
+    <w:lsdException w:name="Colorful List Accent 2" w:semiHidden="0" w:uiPriority="72" w:unhideWhenUsed="0"/>
+    <w:lsdException w:name="Colorful Grid Accent 2" w:semiHidden="0" w:uiPriority="73" w:unhideWhenUsed="0"/>
+    <w:lsdException w:name="Light Shading Accent 3" w:semiHidden="0" w:uiPriority="60" w:unhideWhenUsed="0"/>
+    <w:lsdException w:name="Light List Accent 3" w:semiHidden="0" w:uiPriority="61" w:unhideWhenUsed="0"/>
+    <w:lsdException w:name="Light Grid Accent 3" w:semiHidden="0" w:uiPriority="62" w:unhideWhenUsed="0"/>
+    <w:lsdException w:name="Medium Shading 1 Accent 3" w:semiHidden="0" w:uiPriority="63" w:unhideWhenUsed="0"/>
+    <w:lsdException w:name="Medium Shading 2 Accent 3" w:semiHidden="0" w:uiPriority="64" w:unhideWhenUsed="0"/>
+    <w:lsdException w:name="Medium List 1 Accent 3" w:semiHidden="0" w:uiPriority="65" w:unhideWhenUsed="0"/>
+    <w:lsdException w:name="Medium List 2 Accent 3" w:semiHidden="0" w:uiPriority="66" w:unhideWhenUsed="0"/>
+    <w:lsdException w:name="Medium Grid 1 Accent 3" w:semiHidden="0" w:uiPriority="67" w:unhideWhenUsed="0"/>
+    <w:lsdException w:name="Medium Grid 2 Accent 3" w:semiHidden="0" w:uiPriority="68" w:unhideWhenUsed="0"/>
+    <w:lsdException w:name="Medium Grid 3 Accent 3" w:semiHidden="0" w:uiPriority="69" w:unhideWhenUsed="0"/>
+    <w:lsdException w:name="Dark List Accent 3" w:semiHidden="0" w:uiPriority="70" w:unhideWhenUsed="0"/>
+    <w:lsdException w:name="Colorful Shading Accent 3" w:semiHidden="0" w:uiPriority="71" w:unhideWhenUsed="0"/>
+    <w:lsdException w:name="Colorful List Accent 3" w:semiHidden="0" w:uiPriority="72" w:unhideWhenUsed="0"/>
+    <w:lsdException w:name="Colorful Grid Accent 3" w:semiHidden="0" w:uiPriority="73" w:unhideWhenUsed="0"/>
+    <w:lsdException w:name="Light Shading Accent 4" w:semiHidden="0" w:uiPriority="60" w:unhideWhenUsed="0"/>
+    <w:lsdException w:name="Light List Accent 4" w:semiHidden="0" w:uiPriority="61" w:unhideWhenUsed="0"/>
+    <w:lsdException w:name="Light Grid Accent 4" w:semiHidden="0" w:uiPriority="62" w:unhideWhenUsed="0"/>
+    <w:lsdException w:name="Medium Shading 1 Accent 4" w:semiHidden="0" w:uiPriority="63" w:unhideWhenUsed="0"/>
+    <w:lsdException w:name="Medium Shading 2 Accent 4" w:semiHidden="0" w:uiPriority="64" w:unhideWhenUsed="0"/>
+    <w:lsdException w:name="Medium List 1 Accent 4" w:semiHidden="0" w:uiPriority="65" w:unhideWhenUsed="0"/>
+    <w:lsdException w:name="Medium List 2 Accent 4" w:semiHidden="0" w:uiPriority="66" w:unhideWhenUsed="0"/>
+    <w:lsdException w:name="Medium Grid 1 Accent 4" w:semiHidden="0" w:uiPriority="67" w:unhideWhenUsed="0"/>
+    <w:lsdException w:name="Medium Grid 2 Accent 4" w:semiHidden="0" w:uiPriority="68" w:unhideWhenUsed="0"/>
+    <w:lsdException w:name="Medium Grid 3 Accent 4" w:semiHidden="0" w:uiPriority="69" w:unhideWhenUsed="0"/>
+    <w:lsdException w:name="Dark List Accent 4" w:semiHidden="0" w:uiPriority="70" w:unhideWhenUsed="0"/>
+    <w:lsdException w:name="Colorful Shading Accent 4" w:semiHidden="0" w:uiPriority="71" w:unhideWhenUsed="0"/>
+    <w:lsdException w:name="Colorful List Accent 4" w:semiHidden="0" w:uiPriority="72" w:unhideWhenUsed="0"/>
+    <w:lsdException w:name="Colorful Grid Accent 4" w:semiHidden="0" w:uiPriority="73" w:unhideWhenUsed="0"/>
+    <w:lsdException w:name="Light Shading Accent 5" w:semiHidden="0" w:uiPriority="60" w:unhideWhenUsed="0"/>
+    <w:lsdException w:name="Light List Accent 5" w:semiHidden="0" w:uiPriority="61" w:unhideWhenUsed="0"/>
+    <w:lsdException w:name="Light Grid Accent 5" w:semiHidden="0" w:uiPriority="62" w:unhideWhenUsed="0"/>
+    <w:lsdException w:name="Medium Shading 1 Accent 5" w:semiHidden="0" w:uiPriority="63" w:unhideWhenUsed="0"/>
+    <w:lsdException w:name="Medium Shading 2 Accent 5" w:semiHidden="0" w:uiPriority="64" w:unhideWhenUsed="0"/>
+    <w:lsdException w:name="Medium List 1 Accent 5" w:semiHidden="0" w:uiPriority="65" w:unhideWhenUsed="0"/>
+    <w:lsdException w:name="Medium List 2 Accent 5" w:semiHidden="0" w:uiPriority="66" w:unhideWhenUsed="0"/>
+    <w:lsdException w:name="Medium Grid 1 Accent 5" w:semiHidden="0" w:uiPriority="67" w:unhideWhenUsed="0"/>
+    <w:lsdException w:name="Medium Grid 2 Accent 5" w:semiHidden="0" w:uiPriority="68" w:unhideWhenUsed="0"/>
+    <w:lsdException w:name="Medium Grid 3 Accent 5" w:semiHidden="0" w:uiPriority="69" w:unhideWhenUsed="0"/>
+    <w:lsdException w:name="Dark List Accent 5" w:semiHidden="0" w:uiPriority="70" w:unhideWhenUsed="0"/>
+    <w:lsdException w:name="Colorful Shading Accent 5" w:semiHidden="0" w:uiPriority="71" w:unhideWhenUsed="0"/>
+    <w:lsdException w:name="Colorful List Accent 5" w:semiHidden="0" w:uiPriority="72" w:unhideWhenUsed="0"/>
+    <w:lsdException w:name="Colorful Grid Accent 5" w:semiHidden="0" w:uiPriority="73" w:unhideWhenUsed="0"/>
+    <w:lsdException w:name="Light Shading Accent 6" w:semiHidden="0" w:uiPriority="60" w:unhideWhenUsed="0"/>
+    <w:lsdException w:name="Light List Accent 6" w:semiHidden="0" w:uiPriority="61" w:unhideWhenUsed="0"/>
+    <w:lsdException w:name="Light Grid Accent 6" w:semiHidden="0" w:uiPriority="62" w:unhideWhenUsed="0"/>
+    <w:lsdException w:name="Medium Shading 1 Accent 6" w:semiHidden="0" w:uiPriority="63" w:unhideWhenUsed="0"/>
+    <w:lsdException w:name="Medium Shading 2 Accent 6" w:semiHidden="0" w:uiPriority="64" w:unhideWhenUsed="0"/>
+    <w:lsdException w:name="Medium List 1 Accent 6" w:semiHidden="0" w:uiPriority="65" w:unhideWhenUsed="0"/>
+    <w:lsdException w:name="Medium List 2 Accent 6" w:semiHidden="0" w:uiPriority="66" w:unhideWhenUsed="0"/>
+    <w:lsdException w:name="Medium Grid 1 Accent 6" w:semiHidden="0" w:uiPriority="67" w:unhideWhenUsed="0"/>
+    <w:lsdException w:name="Medium Grid 2 Accent 6" w:semiHidden="0" w:uiPriority="68" w:unhideWhenUsed="0"/>
+    <w:lsdException w:name="Medium Grid 3 Accent 6" w:semiHidden="0" w:uiPriority="69" w:unhideWhenUsed="0"/>
+    <w:lsdException w:name="Dark List Accent 6" w:semiHidden="0" w:uiPriority="70" w:unhideWhenUsed="0"/>
+    <w:lsdException w:name="Colorful Shading Accent 6" w:semiHidden="0" w:uiPriority="71" w:unhideWhenUsed="0"/>
+    <w:lsdException w:name="Colorful List Accent 6" w:semiHidden="0" w:uiPriority="72" w:unhideWhenUsed="0"/>
+    <w:lsdException w:name="Colorful Grid Accent 6" w:semiHidden="0" w:uiPriority="73" w:unhideWhenUsed="0"/>
+    <w:lsdException w:name="Subtle Emphasis" w:semiHidden="0" w:uiPriority="19" w:unhideWhenUsed="0" w:qFormat="1"/>
+    <w:lsdException w:name="Intense Emphasis" w:semiHidden="0" w:uiPriority="21" w:unhideWhenUsed="0" w:qFormat="1"/>
+    <w:lsdException w:name="Subtle Reference" w:semiHidden="0" w:uiPriority="31" w:unhideWhenUsed="0" w:qFormat="1"/>
+    <w:lsdException w:name="Intense Reference" w:semiHidden="0" w:uiPriority="32" w:unhideWhenUsed="0" w:qFormat="1"/>
+    <w:lsdException w:name="Book Title" w:semiHidden="0" w:uiPriority="33" w:unhideWhenUsed="0" w:qFormat="1"/>
+    <w:lsdException w:name="Bibliography" w:uiPriority="37"/>
+    <w:lsdException w:name="TOC Heading" w:uiPriority="39" w:qFormat="1"/>
+  </w:latentStyles>
+  <w:style w:type="paragraph" w:default="1" w:styleId="Normal">
+    <w:name w:val="Normal"/>
+    <w:qFormat/>
+  </w:style>
+  <w:style w:type="paragraph" w:styleId="Heading1">
+    <w:name w:val="heading 1"/>
+    <w:basedOn w:val="Normal"/>
+    <w:next w:val="Normal"/>
+    <w:link w:val="Heading1Char"/>
+    <w:uiPriority w:val="9"/>
+    <w:qFormat/>
+    <w:rsid w:val="00416341"/>
+    <w:pPr>
+      <w:keepNext/>
+      <w:keepLines/>
+      <w:spacing w:before="360" w:after="80"/>
+      <w:outlineLvl w:val="0"/>
+    </w:pPr>
+    <w:rPr>
+      <w:rFonts w:asciiTheme="majorHAnsi" w:eastAsiaTheme="majorEastAsia" w:hAnsiTheme="majorHAnsi" w:cstheme="majorBidi"/>
+      <w:color w:val="365F91" w:themeColor="accent1" w:themeShade="BF"/>
+      <w:sz w:val="40"/>
+      <w:szCs w:val="40"/>
+    </w:rPr>
+  </w:style>
+  <w:style w:type="paragraph" w:styleId="Heading2">
+    <w:name w:val="heading 2"/>
+    <w:basedOn w:val="Normal"/>
+    <w:next w:val="Normal"/>
+    <w:link w:val="Heading2Char"/>
+    <w:uiPriority w:val="9"/>
+    <w:unhideWhenUsed/>
+    <w:qFormat/>
+    <w:rsid w:val="00416341"/>
+    <w:pPr>
+      <w:keepNext/>
+      <w:keepLines/>
+      <w:spacing w:before="160" w:after="80"/>
+      <w:outlineLvl w:val="1"/>
+    </w:pPr>
+    <w:rPr>
+      <w:rFonts w:asciiTheme="majorHAnsi" w:eastAsiaTheme="majorEastAsia" w:hAnsiTheme="majorHAnsi" w:cstheme="majorBidi"/>
+      <w:color w:val="365F91" w:themeColor="accent1" w:themeShade="BF"/>
+      <w:sz w:val="32"/>
+      <w:szCs w:val="32"/>
+    </w:rPr>
+  </w:style>
+  <w:style w:type="paragraph" w:styleId="Heading3">
+    <w:name w:val="heading 3"/>
+    <w:basedOn w:val="Normal"/>
+    <w:next w:val="Normal"/>
+    <w:link w:val="Heading3Char"/>
+    <w:uiPriority w:val="9"/>
+    <w:semiHidden/>
+    <w:unhideWhenUsed/>
+    <w:qFormat/>
+    <w:rsid w:val="00416341"/>
+    <w:pPr>
+      <w:keepNext/>
+      <w:keepLines/>
+      <w:spacing w:before="160" w:after="80"/>
+      <w:outlineLvl w:val="2"/>
+    </w:pPr>
+    <w:rPr>
+      <w:rFonts w:eastAsiaTheme="majorEastAsia" w:cstheme="majorBidi"/>
+      <w:color w:val="365F91" w:themeColor="accent1" w:themeShade="BF"/>
+      <w:sz w:val="28"/>
+      <w:szCs w:val="28"/>
+    </w:rPr>
+  </w:style>
+  <w:style w:type="paragraph" w:styleId="Heading4">
+    <w:name w:val="heading 4"/>
+    <w:basedOn w:val="Normal"/>
+    <w:next w:val="Normal"/>
+    <w:link w:val="Heading4Char"/>
+    <w:uiPriority w:val="9"/>
+    <w:semiHidden/>
+    <w:unhideWhenUsed/>
+    <w:qFormat/>
+    <w:rsid w:val="00416341"/>
+    <w:pPr>
+      <w:keepNext/>
+      <w:keepLines/>
+      <w:spacing w:before="80" w:after="40"/>
+      <w:outlineLvl w:val="3"/>
+    </w:pPr>
+    <w:rPr>
+      <w:rFonts w:eastAsiaTheme="majorEastAsia" w:cstheme="majorBidi"/>
+      <w:i/>
+      <w:iCs/>
+      <w:color w:val="365F91" w:themeColor="accent1" w:themeShade="BF"/>
+    </w:rPr>
+  </w:style>
+  <w:style w:type="paragraph" w:styleId="Heading5">
+    <w:name w:val="heading 5"/>
+    <w:basedOn w:val="Normal"/>
+    <w:next w:val="Normal"/>
+    <w:link w:val="Heading5Char"/>
+    <w:uiPriority w:val="9"/>
+    <w:semiHidden/>
+    <w:unhideWhenUsed/>
+    <w:qFormat/>
+    <w:rsid w:val="00416341"/>
+    <w:pPr>
+      <w:keepNext/>
+      <w:keepLines/>
+      <w:spacing w:before="80" w:after="40"/>
+      <w:outlineLvl w:val="4"/>
+    </w:pPr>
+    <w:rPr>
+      <w:rFonts w:eastAsiaTheme="majorEastAsia" w:cstheme="majorBidi"/>
+      <w:color w:val="365F91" w:themeColor="accent1" w:themeShade="BF"/>
+    </w:rPr>
+  </w:style>
+  <w:style w:type="paragraph" w:styleId="Heading6">
+    <w:name w:val="heading 6"/>
+    <w:basedOn w:val="Normal"/>
+    <w:next w:val="Normal"/>
+    <w:link w:val="Heading6Char"/>
+    <w:uiPriority w:val="9"/>
+    <w:semiHidden/>
+    <w:unhideWhenUsed/>
+    <w:qFormat/>
+    <w:rsid w:val="00416341"/>
+    <w:pPr>
+      <w:keepNext/>
+      <w:keepLines/>
+      <w:spacing w:before="40" w:after="0"/>
+      <w:outlineLvl w:val="5"/>
+    </w:pPr>
+    <w:rPr>
+      <w:rFonts w:eastAsiaTheme="majorEastAsia" w:cstheme="majorBidi"/>
+      <w:i/>
+      <w:iCs/>
+      <w:color w:val="595959" w:themeColor="text1" w:themeTint="A6"/>
+    </w:rPr>
+  </w:style>
+  <w:style w:type="paragraph" w:styleId="Heading7">
+    <w:name w:val="heading 7"/>
+    <w:basedOn w:val="Normal"/>
+    <w:next w:val="Normal"/>
+    <w:link w:val="Heading7Char"/>
+    <w:uiPriority w:val="9"/>
+    <w:semiHidden/>
+    <w:unhideWhenUsed/>
+    <w:qFormat/>
+    <w:rsid w:val="00416341"/>
+    <w:pPr>
+      <w:keepNext/>
+      <w:keepLines/>
+      <w:spacing w:before="40" w:after="0"/>
+      <w:outlineLvl w:val="6"/>
+    </w:pPr>
+    <w:rPr>
+      <w:rFonts w:eastAsiaTheme="majorEastAsia" w:cstheme="majorBidi"/>
+      <w:color w:val="595959" w:themeColor="text1" w:themeTint="A6"/>
+    </w:rPr>
+  </w:style>
+  <w:style w:type="paragraph" w:styleId="Heading8">
+    <w:name w:val="heading 8"/>
+    <w:basedOn w:val="Normal"/>
+    <w:next w:val="Normal"/>
+    <w:link w:val="Heading8Char"/>
+    <w:uiPriority w:val="9"/>
+    <w:semiHidden/>
+    <w:unhideWhenUsed/>
+    <w:qFormat/>
+    <w:rsid w:val="00416341"/>
+    <w:pPr>
+      <w:keepNext/>
+      <w:keepLines/>
+      <w:spacing w:after="0"/>
+      <w:outlineLvl w:val="7"/>
+    </w:pPr>
+    <w:rPr>
+      <w:rFonts w:eastAsiaTheme="majorEastAsia" w:cstheme="majorBidi"/>
+      <w:i/>
+      <w:iCs/>
+      <w:color w:val="272727" w:themeColor="text1" w:themeTint="D8"/>
+    </w:rPr>
+  </w:style>
+  <w:style w:type="paragraph" w:styleId="Heading9">
+    <w:name w:val="heading 9"/>
+    <w:basedOn w:val="Normal"/>
+    <w:next w:val="Normal"/>
+    <w:link w:val="Heading9Char"/>
+    <w:uiPriority w:val="9"/>
+    <w:semiHidden/>
+    <w:unhideWhenUsed/>
+    <w:qFormat/>
+    <w:rsid w:val="00416341"/>
+    <w:pPr>
+      <w:keepNext/>
+      <w:keepLines/>
+      <w:spacing w:after="0"/>
+      <w:outlineLvl w:val="8"/>
+    </w:pPr>
+    <w:rPr>
+      <w:rFonts w:eastAsiaTheme="majorEastAsia" w:cstheme="majorBidi"/>
+      <w:color w:val="272727" w:themeColor="text1" w:themeTint="D8"/>
+    </w:rPr>
+  </w:style>
+  <w:style w:type="character" w:default="1" w:styleId="DefaultParagraphFont">
+    <w:name w:val="Default Paragraph Font"/>
+    <w:uiPriority w:val="1"/>
+    <w:unhideWhenUsed/>
+  </w:style>
+  <w:style w:type="table" w:default="1" w:styleId="TableNormal">
+    <w:name w:val="Normal Table"/>
+    <w:uiPriority w:val="99"/>
+    <w:semiHidden/>
+    <w:unhideWhenUsed/>
+    <w:tblPr>
+      <w:tblInd w:w="0" w:type="dxa"/>
+      <w:tblCellMar>
+        <w:top w:w="0" w:type="dxa"/>
+        <w:left w:w="108" w:type="dxa"/>
+        <w:bottom w:w="0" w:type="dxa"/>
+        <w:right w:w="108" w:type="dxa"/>
+      </w:tblCellMar>
+    </w:tblPr>
+  </w:style>
+  <w:style w:type="numbering" w:default="1" w:styleId="NoList">
+    <w:name w:val="No List"/>
+    <w:uiPriority w:val="99"/>
+    <w:semiHidden/>
+    <w:unhideWhenUsed/>
+  </w:style>
+  <w:style w:type="character" w:customStyle="1" w:styleId="Heading1Char">
+    <w:name w:val="Heading 1 Char"/>
+    <w:basedOn w:val="DefaultParagraphFont"/>
+    <w:link w:val="Heading1"/>
+    <w:uiPriority w:val="9"/>
+    <w:rsid w:val="00416341"/>
+    <w:rPr>
+      <w:rFonts w:asciiTheme="majorHAnsi" w:eastAsiaTheme="majorEastAsia" w:hAnsiTheme="majorHAnsi" w:cstheme="majorBidi"/>
+      <w:color w:val="365F91" w:themeColor="accent1" w:themeShade="BF"/>
+      <w:sz w:val="40"/>
+      <w:szCs w:val="40"/>
+    </w:rPr>
+  </w:style>
+  <w:style w:type="character" w:customStyle="1" w:styleId="Heading2Char">
+    <w:name w:val="Heading 2 Char"/>
+    <w:basedOn w:val="DefaultParagraphFont"/>
+    <w:link w:val="Heading2"/>
+    <w:uiPriority w:val="9"/>
+    <w:rsid w:val="00416341"/>
+    <w:rPr>
+      <w:rFonts w:asciiTheme="majorHAnsi" w:eastAsiaTheme="majorEastAsia" w:hAnsiTheme="majorHAnsi" w:cstheme="majorBidi"/>
+      <w:color w:val="365F91" w:themeColor="accent1" w:themeShade="BF"/>
+      <w:sz w:val="32"/>
+      <w:szCs w:val="32"/>
+    </w:rPr>
+  </w:style>
+  <w:style w:type="character" w:customStyle="1" w:styleId="Heading3Char">
+    <w:name w:val="Heading 3 Char"/>
+    <w:basedOn w:val="DefaultParagraphFont"/>
+    <w:link w:val="Heading3"/>
+    <w:uiPriority w:val="9"/>
+    <w:semiHidden/>
+    <w:rsid w:val="00416341"/>
+    <w:rPr>
+      <w:rFonts w:eastAsiaTheme="majorEastAsia" w:cstheme="majorBidi"/>
+      <w:color w:val="365F91" w:themeColor="accent1" w:themeShade="BF"/>
+      <w:sz w:val="28"/>
+      <w:szCs w:val="28"/>
+    </w:rPr>
+  </w:style>
+  <w:style w:type="character" w:customStyle="1" w:styleId="Heading4Char">
+    <w:name w:val="Heading 4 Char"/>
+    <w:basedOn w:val="DefaultParagraphFont"/>
+    <w:link w:val="Heading4"/>
+    <w:uiPriority w:val="9"/>
+    <w:semiHidden/>
+    <w:rsid w:val="00416341"/>
+    <w:rPr>
+      <w:rFonts w:eastAsiaTheme="majorEastAsia" w:cstheme="majorBidi"/>
+      <w:i/>
+      <w:iCs/>
+      <w:color w:val="365F91" w:themeColor="accent1" w:themeShade="BF"/>
+    </w:rPr>
+  </w:style>
+  <w:style w:type="character" w:customStyle="1" w:styleId="Heading5Char">
+    <w:name w:val="Heading 5 Char"/>
+    <w:basedOn w:val="DefaultParagraphFont"/>
+    <w:link w:val="Heading5"/>
+    <w:uiPriority w:val="9"/>
+    <w:semiHidden/>
+    <w:rsid w:val="00416341"/>
+    <w:rPr>
+      <w:rFonts w:eastAsiaTheme="majorEastAsia" w:cstheme="majorBidi"/>
+      <w:color w:val="365F91" w:themeColor="accent1" w:themeShade="BF"/>
+    </w:rPr>
+  </w:style>
+  <w:style w:type="character" w:customStyle="1" w:styleId="Heading6Char">
+    <w:name w:val="Heading 6 Char"/>
+    <w:basedOn w:val="DefaultParagraphFont"/>
+    <w:link w:val="Heading6"/>
+    <w:uiPriority w:val="9"/>
+    <w:semiHidden/>
+    <w:rsid w:val="00416341"/>
+    <w:rPr>
+      <w:rFonts w:eastAsiaTheme="majorEastAsia" w:cstheme="majorBidi"/>
+      <w:i/>
+      <w:iCs/>
+      <w:color w:val="595959" w:themeColor="text1" w:themeTint="A6"/>
+    </w:rPr>
+  </w:style>
+  <w:style w:type="character" w:customStyle="1" w:styleId="Heading7Char">
+    <w:name w:val="Heading 7 Char"/>
+    <w:basedOn w:val="DefaultParagraphFont"/>
+    <w:link w:val="Heading7"/>
+    <w:uiPriority w:val="9"/>
+    <w:semiHidden/>
+    <w:rsid w:val="00416341"/>
+    <w:rPr>
+      <w:rFonts w:eastAsiaTheme="majorEastAsia" w:cstheme="majorBidi"/>
+      <w:color w:val="595959" w:themeColor="text1" w:themeTint="A6"/>
+    </w:rPr>
+  </w:style>
+  <w:style w:type="character" w:customStyle="1" w:styleId="Heading8Char">
+    <w:name w:val="Heading 8 Char"/>
+    <w:basedOn w:val="DefaultParagraphFont"/>
+    <w:link w:val="Heading8"/>
+    <w:uiPriority w:val="9"/>
+    <w:semiHidden/>
+    <w:rsid w:val="00416341"/>
+    <w:rPr>
+      <w:rFonts w:eastAsiaTheme="majorEastAsia" w:cstheme="majorBidi"/>
+      <w:i/>
+      <w:iCs/>
+      <w:color w:val="272727" w:themeColor="text1" w:themeTint="D8"/>
+    </w:rPr>
+  </w:style>
+  <w:style w:type="character" w:customStyle="1" w:styleId="Heading9Char">
+    <w:name w:val="Heading 9 Char"/>
+    <w:basedOn w:val="DefaultParagraphFont"/>
+    <w:link w:val="Heading9"/>
+    <w:uiPriority w:val="9"/>
+    <w:semiHidden/>
+    <w:rsid w:val="00416341"/>
+    <w:rPr>
+      <w:rFonts w:eastAsiaTheme="majorEastAsia" w:cstheme="majorBidi"/>
+      <w:color w:val="272727" w:themeColor="text1" w:themeTint="D8"/>
+    </w:rPr>
+  </w:style>
+  <w:style w:type="paragraph" w:styleId="Title">
+    <w:name w:val="Title"/>
+    <w:basedOn w:val="Normal"/>
+    <w:next w:val="Normal"/>
+    <w:link w:val="TitleChar"/>
+    <w:uiPriority w:val="10"/>
+    <w:qFormat/>
+    <w:rsid w:val="00416341"/>
+    <w:pPr>
+      <w:spacing w:after="80" w:line="240" w:lineRule="auto"/>
+      <w:contextualSpacing/>
+    </w:pPr>
+    <w:rPr>
+      <w:rFonts w:asciiTheme="majorHAnsi" w:eastAsiaTheme="majorEastAsia" w:hAnsiTheme="majorHAnsi" w:cstheme="majorBidi"/>
+      <w:spacing w:val="-10"/>
+      <w:kern w:val="28"/>
+      <w:sz w:val="56"/>
+      <w:szCs w:val="56"/>
+    </w:rPr>
+  </w:style>
+  <w:style w:type="character" w:customStyle="1" w:styleId="TitleChar">
+    <w:name w:val="Title Char"/>
+    <w:basedOn w:val="DefaultParagraphFont"/>
+    <w:link w:val="Title"/>
+    <w:uiPriority w:val="10"/>
+    <w:rsid w:val="00416341"/>
+    <w:rPr>
+      <w:rFonts w:asciiTheme="majorHAnsi" w:eastAsiaTheme="majorEastAsia" w:hAnsiTheme="majorHAnsi" w:cstheme="majorBidi"/>
+      <w:spacing w:val="-10"/>
+      <w:kern w:val="28"/>
+      <w:sz w:val="56"/>
+      <w:szCs w:val="56"/>
+    </w:rPr>
+  </w:style>
+  <w:style w:type="paragraph" w:styleId="Subtitle">
+    <w:name w:val="Subtitle"/>
+    <w:basedOn w:val="Normal"/>
+    <w:next w:val="Normal"/>
+    <w:link w:val="SubtitleChar"/>
+    <w:uiPriority w:val="11"/>
+    <w:qFormat/>
+    <w:rsid w:val="00416341"/>
+    <w:pPr>
+      <w:numPr>
+        <w:ilvl w:val="1"/>
+      </w:numPr>
+      <w:spacing w:after="160"/>
+    </w:pPr>
+    <w:rPr>
+      <w:rFonts w:eastAsiaTheme="majorEastAsia" w:cstheme="majorBidi"/>
+      <w:color w:val="595959" w:themeColor="text1" w:themeTint="A6"/>
+      <w:spacing w:val="15"/>
+      <w:sz w:val="28"/>
+      <w:szCs w:val="28"/>
+    </w:rPr>
+  </w:style>
+  <w:style w:type="character" w:customStyle="1" w:styleId="SubtitleChar">
+    <w:name w:val="Subtitle Char"/>
+    <w:basedOn w:val="DefaultParagraphFont"/>
+    <w:link w:val="Subtitle"/>
+    <w:uiPriority w:val="11"/>
+    <w:rsid w:val="00416341"/>
+    <w:rPr>
+      <w:rFonts w:eastAsiaTheme="majorEastAsia" w:cstheme="majorBidi"/>
+      <w:color w:val="595959" w:themeColor="text1" w:themeTint="A6"/>
+      <w:spacing w:val="15"/>
+      <w:sz w:val="28"/>
+      <w:szCs w:val="28"/>
+    </w:rPr>
+  </w:style>
+  <w:style w:type="paragraph" w:styleId="Quote">
+    <w:name w:val="Quote"/>
+    <w:basedOn w:val="Normal"/>
+    <w:next w:val="Normal"/>
+    <w:link w:val="QuoteChar"/>
+    <w:uiPriority w:val="29"/>
+    <w:qFormat/>
+    <w:rsid w:val="00416341"/>
+    <w:pPr>
+      <w:spacing w:before="160" w:after="160"/>
+      <w:jc w:val="center"/>
+    </w:pPr>
+    <w:rPr>
+      <w:i/>
+      <w:iCs/>
+      <w:color w:val="404040" w:themeColor="text1" w:themeTint="BF"/>
+    </w:rPr>
+  </w:style>
+  <w:style w:type="character" w:customStyle="1" w:styleId="QuoteChar">
+    <w:name w:val="Quote Char"/>
+    <w:basedOn w:val="DefaultParagraphFont"/>
+    <w:link w:val="Quote"/>
+    <w:uiPriority w:val="29"/>
+    <w:rsid w:val="00416341"/>
+    <w:rPr>
+      <w:i/>
+      <w:iCs/>
+      <w:color w:val="404040" w:themeColor="text1" w:themeTint="BF"/>
+    </w:rPr>
+  </w:style>
+  <w:style w:type="paragraph" w:styleId="ListParagraph">
+    <w:name w:val="List Paragraph"/>
+    <w:basedOn w:val="Normal"/>
+    <w:uiPriority w:val="34"/>
+    <w:qFormat/>
+    <w:rsid w:val="00416341"/>
+    <w:pPr>
+      <w:ind w:left="720"/>
+      <w:contextualSpacing/>
+    </w:pPr>
+  </w:style>
+  <w:style w:type="character" w:styleId="IntenseEmphasis">
+    <w:name w:val="Intense Emphasis"/>
+    <w:basedOn w:val="DefaultParagraphFont"/>
+    <w:uiPriority w:val="21"/>
+    <w:qFormat/>
+    <w:rsid w:val="00416341"/>
+    <w:rPr>
+      <w:i/>
+      <w:iCs/>
+      <w:color w:val="365F91" w:themeColor="accent1" w:themeShade="BF"/>
+    </w:rPr>
+  </w:style>
+  <w:style w:type="paragraph" w:styleId="IntenseQuote">
+    <w:name w:val="Intense Quote"/>
+    <w:basedOn w:val="Normal"/>
+    <w:next w:val="Normal"/>
+    <w:link w:val="IntenseQuoteChar"/>
+    <w:uiPriority w:val="30"/>
+    <w:qFormat/>
+    <w:rsid w:val="00416341"/>
+    <w:pPr>
+      <w:pBdr>
+        <w:top w:val="single" w:sz="4" w:space="10" w:color="365F91" w:themeColor="accent1" w:themeShade="BF"/>
+        <w:bottom w:val="single" w:sz="4" w:space="10" w:color="365F91" w:themeColor="accent1" w:themeShade="BF"/>
+      </w:pBdr>
+      <w:spacing w:before="360" w:after="360"/>
+      <w:ind w:left="864" w:right="864"/>
+      <w:jc w:val="center"/>
+    </w:pPr>
+    <w:rPr>
+      <w:i/>
+      <w:iCs/>
+      <w:color w:val="365F91" w:themeColor="accent1" w:themeShade="BF"/>
+    </w:rPr>
+  </w:style>
+  <w:style w:type="character" w:customStyle="1" w:styleId="IntenseQuoteChar">
+    <w:name w:val="Intense Quote Char"/>
+    <w:basedOn w:val="DefaultParagraphFont"/>
+    <w:link w:val="IntenseQuote"/>
+    <w:uiPriority w:val="30"/>
+    <w:rsid w:val="00416341"/>
+    <w:rPr>
+      <w:i/>
+      <w:iCs/>
+      <w:color w:val="365F91" w:themeColor="accent1" w:themeShade="BF"/>
+    </w:rPr>
+  </w:style>
+  <w:style w:type="character" w:styleId="IntenseReference">
+    <w:name w:val="Intense Reference"/>
+    <w:basedOn w:val="DefaultParagraphFont"/>
+    <w:uiPriority w:val="32"/>
+    <w:qFormat/>
+    <w:rsid w:val="00416341"/>
+    <w:rPr>
+      <w:b/>
+      <w:bCs/>
+      <w:smallCaps/>
+      <w:color w:val="365F91" w:themeColor="accent1" w:themeShade="BF"/>
+      <w:spacing w:val="5"/>
+    </w:rPr>
+  </w:style>
+  <w:style w:type="paragraph" w:styleId="NoSpacing">
+    <w:name w:val="No Spacing"/>
+    <w:uiPriority w:val="1"/>
+    <w:qFormat/>
+    <w:rsid w:val="00416341"/>
+    <w:pPr>
+      <w:spacing w:after="0" w:line="240" w:lineRule="auto"/>
+    </w:pPr>
+  </w:style>
+  <w:style w:type="character" w:styleId="Strong">
+    <w:name w:val="Strong"/>
+    <w:basedOn w:val="DefaultParagraphFont"/>
+    <w:uiPriority w:val="22"/>
+    <w:qFormat/>
+    <w:rsid w:val="00602E83"/>
+    <w:rPr>
+      <w:b/>
+      <w:bCs/>
+    </w:rPr>
+  </w:style>
+  <w:style w:type="paragraph" w:styleId="NormalWeb">
+    <w:name w:val="Normal (Web)"/>
+    <w:basedOn w:val="Normal"/>
+    <w:uiPriority w:val="99"/>
+    <w:unhideWhenUsed/>
+    <w:rsid w:val="00602E83"/>
+    <w:pPr>
+      <w:spacing w:before="100" w:beforeAutospacing="1" w:after="100" w:afterAutospacing="1" w:line="240" w:lineRule="auto"/>
+    </w:pPr>
+    <w:rPr>
+      <w:rFonts w:ascii="Times New Roman" w:eastAsia="Times New Roman" w:hAnsi="Times New Roman" w:cs="Times New Roman"/>
+      <w:sz w:val="24"/>
+      <w:szCs w:val="24"/>
+      <w:lang w:eastAsia="en-IN"/>
+    </w:rPr>
+  </w:style>
 </w:styles>
 </file>
 
